--- a/docs/files/f73_文雪_山东大学_管培通用方向.docx
+++ b/docs/files/f73_文雪_山东大学_管培通用方向.docx
@@ -5,17 +5,18 @@
   <w:body>
     <w:p>
       <w:pPr>
-        <w:spacing w:line="290" w:lineRule="atLeast"/>
         <w:rPr>
           <w:rFonts w:hint="default"/>
           <w:vanish/>
         </w:rPr>
+        <w:spacing w:line="290" w:lineRule="atLeast" w:before="0" w:after="0"/>
       </w:pPr>
     </w:p>
     <w:tbl>
       <w:tblPr>
         <w:tblW w:w="0" w:type="auto"/>
         <w:jc w:val="center"/>
+        <w:tblInd w:w="0" w:type="dxa"/>
         <w:tblLayout w:type="fixed"/>
         <w:tblCellMar>
           <w:left w:w="0" w:type="dxa"/>
@@ -51,7 +52,7 @@
           </w:tcPr>
           <w:p>
             <w:pPr>
-              <w:spacing w:line="290" w:lineRule="atLeast"/>
+              <w:spacing w:line="290" w:lineRule="atLeast" w:before="0" w:after="0"/>
               <w:rPr>
                 <w:rFonts w:ascii="宋体" w:eastAsia="宋体" w:hAnsi="宋体"/>
                 <w:b/>
@@ -88,15 +89,14 @@
           </w:tcPr>
           <w:p>
             <w:pPr>
-              <w:spacing w:line="290" w:lineRule="atLeast"/>
               <w:jc w:val="center"/>
               <w:rPr>
                 <w:rFonts w:hint="default"/>
               </w:rPr>
-            </w:pPr>
-            <w:r>
-              <w:rPr>
-                <w:rFonts w:hint="default"/>
+              <w:spacing w:line="290" w:lineRule="atLeast" w:before="0" w:after="0"/>
+            </w:pPr>
+            <w:r>
+              <w:rPr>
                 <w:noProof/>
               </w:rPr>
               <w:pict w14:anchorId="7207AFA7">
@@ -119,7 +119,7 @@
                   <v:path o:extrusionok="f" gradientshapeok="t" o:connecttype="rect"/>
                   <o:lock v:ext="edit" aspectratio="t"/>
                 </v:shapetype>
-                <v:shape id="_x0000_s2052" type="#_x0000_t75" style="position:absolute;left:0;text-align:left;margin-left:-3.1pt;margin-top:-3.1pt;width:58.05pt;height:81.95pt;z-index:1;mso-position-horizontal-relative:text;mso-position-vertical-relative:text">
+                <v:shape id="_x0000_s2052" type="#_x0000_t75" style="position:absolute;left:0;text-align:left;margin-left:-3.1pt;margin-top:-3.1pt;width:58.05pt;height:81.95pt;z-index:251657728;mso-position-horizontal-relative:text;mso-position-vertical-relative:text">
                   <v:imagedata r:id="rId7" o:title="微信图片_20260311210753_173_4"/>
                 </v:shape>
               </w:pict>
@@ -151,9 +151,9 @@
           </w:tcPr>
           <w:p>
             <w:pPr>
-              <w:spacing w:line="290" w:lineRule="atLeast"/>
-              <w:rPr>
-                <w:rFonts w:eastAsia="等线" w:hint="default"/>
+              <w:spacing w:line="290" w:lineRule="atLeast" w:before="0" w:after="0"/>
+              <w:rPr>
+                <w:rFonts w:eastAsia="等线"/>
                 <w:sz w:val="21"/>
               </w:rPr>
             </w:pPr>
@@ -233,11 +233,10 @@
           </w:tcPr>
           <w:p>
             <w:pPr>
-              <w:spacing w:line="290" w:lineRule="atLeast"/>
-              <w:rPr>
-                <w:rFonts w:hint="default"/>
-                <w:sz w:val="21"/>
-              </w:rPr>
+              <w:rPr>
+                <w:sz w:val="21"/>
+              </w:rPr>
+              <w:spacing w:line="290" w:lineRule="atLeast" w:before="0" w:after="0"/>
             </w:pPr>
           </w:p>
         </w:tc>
@@ -266,22 +265,21 @@
           </w:tcPr>
           <w:p>
             <w:pPr>
-              <w:spacing w:line="290" w:lineRule="atLeast"/>
-              <w:rPr>
-                <w:rFonts w:hint="default"/>
-                <w:b/>
-                <w:bCs/>
-                <w:sz w:val="21"/>
-              </w:rPr>
-            </w:pPr>
-            <w:r>
-              <w:rPr>
-                <w:rFonts w:ascii="Times New Roman" w:eastAsia="宋体" w:hAnsi="Times New Roman" w:cs="宋体"/>
-                <w:b/>
-                <w:bCs/>
-                <w:sz w:val="21"/>
-              </w:rPr>
-              <w:t>求职意向：</w:t>
+              <w:spacing w:line="290" w:lineRule="atLeast" w:before="0" w:after="0"/>
+              <w:rPr>
+                <w:b/>
+                <w:bCs/>
+                <w:sz w:val="21"/>
+              </w:rPr>
+            </w:pPr>
+            <w:r>
+              <w:rPr>
+                <w:rFonts w:ascii="Times New Roman" w:eastAsia="宋体" w:hAnsi="Times New Roman" w:cs="宋体"/>
+                <w:b/>
+                <w:bCs/>
+                <w:sz w:val="21"/>
+              </w:rPr>
+              <w:t xml:space="preserve">求职意向：</w:t>
             </w:r>
             <w:r>
               <w:rPr>
@@ -297,35 +295,35 @@
                 <w:rFonts w:ascii="Times New Roman" w:eastAsia="宋体" w:hAnsi="Times New Roman" w:cs="宋体"/>
                 <w:sz w:val="21"/>
               </w:rPr>
-              <w:t>管理培训生</w:t>
-            </w:r>
-            <w:r>
-              <w:rPr>
-                <w:rFonts w:ascii="Times New Roman" w:eastAsia="宋体" w:hAnsi="Times New Roman"/>
-                <w:sz w:val="21"/>
-              </w:rPr>
-              <w:t>/</w:t>
-            </w:r>
-            <w:r>
-              <w:rPr>
-                <w:rFonts w:ascii="Times New Roman" w:eastAsia="宋体" w:hAnsi="Times New Roman" w:cs="宋体"/>
-                <w:sz w:val="21"/>
-              </w:rPr>
-              <w:t>运营管培</w:t>
-            </w:r>
-            <w:r>
-              <w:rPr>
-                <w:rFonts w:ascii="Times New Roman" w:eastAsia="宋体" w:hAnsi="Times New Roman"/>
-                <w:sz w:val="21"/>
-              </w:rPr>
-              <w:t>/</w:t>
-            </w:r>
-            <w:r>
-              <w:rPr>
-                <w:rFonts w:ascii="Times New Roman" w:eastAsia="宋体" w:hAnsi="Times New Roman" w:cs="宋体"/>
-                <w:sz w:val="21"/>
-              </w:rPr>
-              <w:t>供应链管培</w:t>
+              <w:t xml:space="preserve">管理培训生</w:t>
+            </w:r>
+            <w:r>
+              <w:rPr>
+                <w:rFonts w:eastAsia="宋体" w:ascii="Times New Roman" w:hAnsi="Times New Roman"/>
+                <w:sz w:val="21"/>
+              </w:rPr>
+              <w:t xml:space="preserve">/</w:t>
+            </w:r>
+            <w:r>
+              <w:rPr>
+                <w:rFonts w:ascii="Times New Roman" w:eastAsia="宋体" w:hAnsi="Times New Roman" w:cs="宋体"/>
+                <w:sz w:val="21"/>
+              </w:rPr>
+              <w:t xml:space="preserve">运营管培</w:t>
+            </w:r>
+            <w:r>
+              <w:rPr>
+                <w:rFonts w:eastAsia="宋体" w:ascii="Times New Roman" w:hAnsi="Times New Roman"/>
+                <w:sz w:val="21"/>
+              </w:rPr>
+              <w:t xml:space="preserve">/</w:t>
+            </w:r>
+            <w:r>
+              <w:rPr>
+                <w:rFonts w:ascii="Times New Roman" w:eastAsia="宋体" w:hAnsi="Times New Roman" w:cs="宋体"/>
+                <w:sz w:val="21"/>
+              </w:rPr>
+              <w:t xml:space="preserve">供应链管培</w:t>
             </w:r>
           </w:p>
         </w:tc>
@@ -336,11 +334,10 @@
           </w:tcPr>
           <w:p>
             <w:pPr>
-              <w:spacing w:line="290" w:lineRule="atLeast"/>
-              <w:rPr>
-                <w:rFonts w:hint="default"/>
-                <w:sz w:val="21"/>
-              </w:rPr>
+              <w:rPr>
+                <w:sz w:val="21"/>
+              </w:rPr>
+              <w:spacing w:line="290" w:lineRule="atLeast" w:before="0" w:after="0"/>
             </w:pPr>
           </w:p>
         </w:tc>
@@ -369,113 +366,112 @@
           </w:tcPr>
           <w:p>
             <w:pPr>
-              <w:spacing w:line="290" w:lineRule="atLeast"/>
-              <w:rPr>
-                <w:rFonts w:hint="default"/>
-                <w:b/>
-                <w:bCs/>
-                <w:sz w:val="21"/>
-              </w:rPr>
-            </w:pPr>
-            <w:r>
-              <w:rPr>
-                <w:rFonts w:ascii="Times New Roman" w:eastAsia="宋体" w:hAnsi="Times New Roman" w:cs="宋体"/>
-                <w:b/>
-                <w:bCs/>
-                <w:sz w:val="21"/>
-              </w:rPr>
-              <w:t>个人优势：</w:t>
-            </w:r>
-            <w:r>
-              <w:rPr>
-                <w:rFonts w:ascii="Times New Roman" w:eastAsia="宋体" w:hAnsi="Times New Roman" w:cs="宋体"/>
-                <w:sz w:val="21"/>
-              </w:rPr>
-              <w:t>快速学习：供应链管理专业背景，能快速掌握新业务与新工具，独立完成</w:t>
-            </w:r>
-            <w:r>
-              <w:rPr>
-                <w:rFonts w:ascii="Times New Roman" w:eastAsia="宋体" w:hAnsi="Times New Roman"/>
-                <w:sz w:val="21"/>
-              </w:rPr>
-              <w:t>3</w:t>
-            </w:r>
-            <w:r>
-              <w:rPr>
-                <w:rFonts w:ascii="Times New Roman" w:eastAsia="宋体" w:hAnsi="Times New Roman" w:cs="宋体"/>
-                <w:sz w:val="21"/>
-              </w:rPr>
-              <w:t>个从问题定义到成果交付的研究项目；执行落地：</w:t>
-            </w:r>
-            <w:r>
-              <w:rPr>
-                <w:rFonts w:ascii="Times New Roman" w:eastAsia="宋体" w:hAnsi="Times New Roman"/>
-                <w:sz w:val="21"/>
-              </w:rPr>
-              <w:t>3</w:t>
-            </w:r>
-            <w:r>
-              <w:rPr>
-                <w:rFonts w:ascii="Times New Roman" w:eastAsia="宋体" w:hAnsi="Times New Roman" w:cs="宋体"/>
-                <w:sz w:val="21"/>
-              </w:rPr>
-              <w:t>个月项目助理经验，统筹</w:t>
-            </w:r>
-            <w:r>
-              <w:rPr>
-                <w:rFonts w:ascii="Times New Roman" w:eastAsia="宋体" w:hAnsi="Times New Roman"/>
-                <w:sz w:val="21"/>
-              </w:rPr>
-              <w:t>200+</w:t>
-            </w:r>
-            <w:r>
-              <w:rPr>
-                <w:rFonts w:ascii="Times New Roman" w:eastAsia="宋体" w:hAnsi="Times New Roman" w:cs="宋体"/>
-                <w:sz w:val="21"/>
-              </w:rPr>
-              <w:t>份申报材料并建立三级校验机制，实现零差错提交，细节把控能力强；数据思维：掌握</w:t>
-            </w:r>
-            <w:r>
-              <w:rPr>
-                <w:rFonts w:ascii="Times New Roman" w:eastAsia="宋体" w:hAnsi="Times New Roman"/>
-                <w:sz w:val="21"/>
-              </w:rPr>
-              <w:t>Excel/Python/R/SPSS</w:t>
-            </w:r>
-            <w:r>
-              <w:rPr>
-                <w:rFonts w:ascii="Times New Roman" w:eastAsia="宋体" w:hAnsi="Times New Roman" w:cs="宋体"/>
-                <w:sz w:val="21"/>
-              </w:rPr>
-              <w:t>，习惯用数据发现问题、支撑决策，处理过</w:t>
-            </w:r>
-            <w:r>
-              <w:rPr>
-                <w:rFonts w:ascii="Times New Roman" w:eastAsia="宋体" w:hAnsi="Times New Roman"/>
-                <w:sz w:val="21"/>
-              </w:rPr>
-              <w:t>4.5</w:t>
-            </w:r>
-            <w:r>
-              <w:rPr>
-                <w:rFonts w:ascii="Times New Roman" w:eastAsia="宋体" w:hAnsi="Times New Roman" w:cs="宋体"/>
-                <w:sz w:val="21"/>
-              </w:rPr>
-              <w:t>万</w:t>
-            </w:r>
-            <w:r>
-              <w:rPr>
-                <w:rFonts w:ascii="Times New Roman" w:eastAsia="宋体" w:hAnsi="Times New Roman"/>
-                <w:sz w:val="21"/>
-              </w:rPr>
-              <w:t>+</w:t>
-            </w:r>
-            <w:r>
-              <w:rPr>
-                <w:rFonts w:ascii="Times New Roman" w:eastAsia="宋体" w:hAnsi="Times New Roman" w:cs="宋体"/>
-                <w:sz w:val="21"/>
-              </w:rPr>
-              <w:t>条业务数据；沟通协作：有跨部门对接、门店团队协作经验，性格专注较真，愿意为不擅长的事投入时间</w:t>
+              <w:spacing w:line="290" w:lineRule="atLeast" w:before="0" w:after="0"/>
+              <w:rPr>
+                <w:b/>
+                <w:bCs/>
+                <w:sz w:val="21"/>
+              </w:rPr>
+            </w:pPr>
+            <w:r>
+              <w:rPr>
+                <w:rFonts w:ascii="Times New Roman" w:eastAsia="宋体" w:hAnsi="Times New Roman" w:cs="宋体"/>
+                <w:b/>
+                <w:bCs/>
+                <w:sz w:val="21"/>
+              </w:rPr>
+              <w:t xml:space="preserve">个人优势：</w:t>
+            </w:r>
+            <w:r>
+              <w:rPr>
+                <w:rFonts w:ascii="Times New Roman" w:eastAsia="宋体" w:hAnsi="Times New Roman" w:cs="宋体"/>
+                <w:sz w:val="21"/>
+              </w:rPr>
+              <w:t xml:space="preserve">快速学习：供应链管理专业背景，能快速掌握新业务与新工具，独立完成</w:t>
+            </w:r>
+            <w:r>
+              <w:rPr>
+                <w:rFonts w:eastAsia="宋体" w:ascii="Times New Roman" w:hAnsi="Times New Roman"/>
+                <w:sz w:val="21"/>
+              </w:rPr>
+              <w:t xml:space="preserve">3</w:t>
+            </w:r>
+            <w:r>
+              <w:rPr>
+                <w:rFonts w:ascii="Times New Roman" w:eastAsia="宋体" w:hAnsi="Times New Roman" w:cs="宋体"/>
+                <w:sz w:val="21"/>
+              </w:rPr>
+              <w:t xml:space="preserve">个从问题定义到成果交付的研究项目；执行落地：</w:t>
+            </w:r>
+            <w:r>
+              <w:rPr>
+                <w:rFonts w:eastAsia="宋体" w:ascii="Times New Roman" w:hAnsi="Times New Roman"/>
+                <w:sz w:val="21"/>
+              </w:rPr>
+              <w:t xml:space="preserve">3</w:t>
+            </w:r>
+            <w:r>
+              <w:rPr>
+                <w:rFonts w:ascii="Times New Roman" w:eastAsia="宋体" w:hAnsi="Times New Roman" w:cs="宋体"/>
+                <w:sz w:val="21"/>
+              </w:rPr>
+              <w:t xml:space="preserve">个月项目助理经验，统筹</w:t>
+            </w:r>
+            <w:r>
+              <w:rPr>
+                <w:rFonts w:eastAsia="宋体" w:ascii="Times New Roman" w:hAnsi="Times New Roman"/>
+                <w:sz w:val="21"/>
+              </w:rPr>
+              <w:t xml:space="preserve">200+</w:t>
+            </w:r>
+            <w:r>
+              <w:rPr>
+                <w:rFonts w:ascii="Times New Roman" w:eastAsia="宋体" w:hAnsi="Times New Roman" w:cs="宋体"/>
+                <w:sz w:val="21"/>
+              </w:rPr>
+              <w:t xml:space="preserve">份申报材料并建立三级校验机制，实现零差错提交，细节把控能力强；数据思维：掌握</w:t>
+            </w:r>
+            <w:r>
+              <w:rPr>
+                <w:rFonts w:eastAsia="宋体" w:ascii="Times New Roman" w:hAnsi="Times New Roman"/>
+                <w:sz w:val="21"/>
+              </w:rPr>
+              <w:t xml:space="preserve">Excel/Python/R/SPSS</w:t>
+            </w:r>
+            <w:r>
+              <w:rPr>
+                <w:rFonts w:ascii="Times New Roman" w:eastAsia="宋体" w:hAnsi="Times New Roman" w:cs="宋体"/>
+                <w:sz w:val="21"/>
+              </w:rPr>
+              <w:t xml:space="preserve">，习惯用数据发现问题、支撑决策，处理过</w:t>
+            </w:r>
+            <w:r>
+              <w:rPr>
+                <w:rFonts w:eastAsia="宋体" w:ascii="Times New Roman" w:hAnsi="Times New Roman"/>
+                <w:sz w:val="21"/>
+              </w:rPr>
+              <w:t xml:space="preserve">4.5</w:t>
+            </w:r>
+            <w:r>
+              <w:rPr>
+                <w:rFonts w:ascii="Times New Roman" w:eastAsia="宋体" w:hAnsi="Times New Roman" w:cs="宋体"/>
+                <w:sz w:val="21"/>
+              </w:rPr>
+              <w:t xml:space="preserve">万</w:t>
+            </w:r>
+            <w:r>
+              <w:rPr>
+                <w:rFonts w:eastAsia="宋体" w:ascii="Times New Roman" w:hAnsi="Times New Roman"/>
+                <w:sz w:val="21"/>
+              </w:rPr>
+              <w:t xml:space="preserve">+</w:t>
+            </w:r>
+            <w:r>
+              <w:rPr>
+                <w:rFonts w:ascii="Times New Roman" w:eastAsia="宋体" w:hAnsi="Times New Roman" w:cs="宋体"/>
+                <w:sz w:val="21"/>
+              </w:rPr>
+              <w:t xml:space="preserve">条业务数据；沟通协作：有跨部门对接、门店团队协作经验，性格专注较真，愿意为不擅长的事投入时间</w:t>
             </w:r>
           </w:p>
         </w:tc>
@@ -483,18 +479,18 @@
     </w:tbl>
     <w:p>
       <w:pPr>
-        <w:spacing w:line="290" w:lineRule="atLeast"/>
         <w:rPr>
-          <w:rFonts w:hint="default"/>
           <w:vanish/>
           <w:sz w:val="2"/>
         </w:rPr>
+        <w:spacing w:line="290" w:lineRule="atLeast" w:before="0" w:after="0"/>
       </w:pPr>
     </w:p>
     <w:tbl>
       <w:tblPr>
         <w:tblW w:w="0" w:type="auto"/>
         <w:jc w:val="center"/>
+        <w:tblInd w:w="0" w:type="dxa"/>
         <w:tblLayout w:type="fixed"/>
         <w:tblCellMar>
           <w:left w:w="0" w:type="dxa"/>
@@ -529,10 +525,7 @@
           </w:tcPr>
           <w:p>
             <w:pPr>
-              <w:spacing w:line="290" w:lineRule="atLeast"/>
-              <w:rPr>
-                <w:rFonts w:hint="default"/>
-              </w:rPr>
+              <w:spacing w:line="290" w:lineRule="atLeast" w:before="0" w:after="0"/>
             </w:pPr>
             <w:r>
               <w:rPr>
@@ -569,6 +562,7 @@
             <w:tblPr>
               <w:tblpPr w:leftFromText="180" w:rightFromText="180" w:vertAnchor="page" w:horzAnchor="margin" w:tblpY="1"/>
               <w:tblW w:w="10915" w:type="dxa"/>
+              <w:tblInd w:w="0" w:type="dxa"/>
               <w:tblLayout w:type="fixed"/>
               <w:tblCellMar>
                 <w:left w:w="0" w:type="dxa"/>
@@ -602,10 +596,9 @@
                 </w:tcPr>
                 <w:p>
                   <w:pPr>
-                    <w:spacing w:line="290" w:lineRule="atLeast"/>
+                    <w:spacing w:line="290" w:lineRule="atLeast" w:before="0" w:after="0"/>
                     <w:jc w:val="center"/>
                     <w:rPr>
-                      <w:rFonts w:hint="default"/>
                       <w:sz w:val="21"/>
                     </w:rPr>
                   </w:pPr>
@@ -630,9 +623,8 @@
                 </w:tcPr>
                 <w:p>
                   <w:pPr>
-                    <w:spacing w:line="290" w:lineRule="atLeast"/>
+                    <w:spacing w:line="290" w:lineRule="atLeast" w:before="0" w:after="0"/>
                     <w:rPr>
-                      <w:rFonts w:hint="default"/>
                       <w:b/>
                       <w:bCs/>
                       <w:sz w:val="21"/>
@@ -668,9 +660,8 @@
                 </w:tcPr>
                 <w:p>
                   <w:pPr>
-                    <w:spacing w:line="290" w:lineRule="atLeast"/>
+                    <w:spacing w:line="290" w:lineRule="atLeast" w:before="0" w:after="0"/>
                     <w:rPr>
-                      <w:rFonts w:hint="default"/>
                       <w:b/>
                       <w:bCs/>
                       <w:sz w:val="21"/>
@@ -744,7 +735,7 @@
                 </w:tcPr>
                 <w:p>
                   <w:pPr>
-                    <w:spacing w:line="290" w:lineRule="atLeast"/>
+                    <w:spacing w:line="290" w:lineRule="atLeast" w:before="0" w:after="0"/>
                     <w:rPr>
                       <w:rFonts w:ascii="Times New Roman" w:eastAsia="等线" w:hAnsi="Times New Roman" w:hint="default"/>
                       <w:b/>
@@ -767,9 +758,8 @@
           </w:tbl>
           <w:p>
             <w:pPr>
-              <w:spacing w:line="290" w:lineRule="atLeast"/>
-              <w:rPr>
-                <w:rFonts w:hint="default"/>
+              <w:spacing w:line="290" w:lineRule="atLeast" w:before="0" w:after="0"/>
+              <w:rPr>
                 <w:b/>
                 <w:bCs/>
               </w:rPr>
@@ -780,27 +770,26 @@
     </w:tbl>
     <w:p>
       <w:pPr>
-        <w:spacing w:line="290" w:lineRule="atLeast"/>
         <w:rPr>
-          <w:rFonts w:hint="default"/>
           <w:vanish/>
         </w:rPr>
+        <w:spacing w:line="290" w:lineRule="atLeast" w:before="0" w:after="0"/>
       </w:pPr>
     </w:p>
     <w:p>
       <w:pPr>
-        <w:spacing w:line="290" w:lineRule="atLeast"/>
         <w:rPr>
-          <w:rFonts w:hint="default"/>
           <w:vanish/>
           <w:sz w:val="21"/>
         </w:rPr>
+        <w:spacing w:line="290" w:lineRule="atLeast" w:before="0" w:after="0"/>
       </w:pPr>
     </w:p>
     <w:tbl>
       <w:tblPr>
         <w:tblW w:w="0" w:type="auto"/>
         <w:jc w:val="center"/>
+        <w:tblInd w:w="0" w:type="dxa"/>
         <w:tblLayout w:type="fixed"/>
         <w:tblCellMar>
           <w:left w:w="0" w:type="dxa"/>
@@ -835,9 +824,8 @@
           </w:tcPr>
           <w:p>
             <w:pPr>
-              <w:spacing w:line="290" w:lineRule="atLeast"/>
-              <w:rPr>
-                <w:rFonts w:hint="default"/>
+              <w:spacing w:line="290" w:lineRule="atLeast" w:before="0" w:after="0"/>
+              <w:rPr>
                 <w:sz w:val="21"/>
               </w:rPr>
             </w:pPr>
@@ -866,56 +854,55 @@
                 <w:ilvl w:val="0"/>
                 <w:numId w:val="2"/>
               </w:numPr>
-              <w:spacing w:line="290" w:lineRule="atLeast"/>
+              <w:spacing w:line="290" w:lineRule="atLeast" w:before="0" w:after="0"/>
               <w:ind w:left="442" w:hanging="442"/>
               <w:rPr>
-                <w:rFonts w:hint="default"/>
-                <w:sz w:val="21"/>
-              </w:rPr>
-            </w:pPr>
-            <w:r>
-              <w:rPr>
-                <w:rFonts w:ascii="Times New Roman" w:eastAsia="宋体" w:hAnsi="Times New Roman" w:cs="宋体"/>
-                <w:b/>
-                <w:bCs/>
-                <w:sz w:val="21"/>
-              </w:rPr>
-              <w:t>核心课程：</w:t>
-            </w:r>
-            <w:r>
-              <w:rPr>
-                <w:rFonts w:ascii="Times New Roman" w:eastAsia="宋体" w:hAnsi="Times New Roman" w:cs="宋体"/>
-                <w:sz w:val="21"/>
-              </w:rPr>
-              <w:t>供应链管理、采购管理、物流管理、统计学、</w:t>
-            </w:r>
-            <w:r>
-              <w:rPr>
-                <w:rFonts w:ascii="Times New Roman" w:eastAsia="宋体" w:hAnsi="Times New Roman"/>
-                <w:sz w:val="21"/>
-              </w:rPr>
-              <w:t>Python</w:t>
-            </w:r>
-            <w:r>
-              <w:rPr>
-                <w:rFonts w:ascii="Times New Roman" w:eastAsia="宋体" w:hAnsi="Times New Roman" w:cs="宋体"/>
-                <w:sz w:val="21"/>
-              </w:rPr>
-              <w:t>程序设计、</w:t>
-            </w:r>
-            <w:r>
-              <w:rPr>
-                <w:rFonts w:ascii="Times New Roman" w:eastAsia="宋体" w:hAnsi="Times New Roman"/>
-                <w:sz w:val="21"/>
-              </w:rPr>
-              <w:t>ERP</w:t>
-            </w:r>
-            <w:r>
-              <w:rPr>
-                <w:rFonts w:ascii="Times New Roman" w:eastAsia="宋体" w:hAnsi="Times New Roman" w:cs="宋体"/>
-                <w:sz w:val="21"/>
-              </w:rPr>
-              <w:t>供应链管理综合实验</w:t>
+                <w:sz w:val="21"/>
+              </w:rPr>
+            </w:pPr>
+            <w:r>
+              <w:rPr>
+                <w:rFonts w:ascii="Times New Roman" w:eastAsia="宋体" w:hAnsi="Times New Roman" w:cs="宋体"/>
+                <w:b/>
+                <w:bCs/>
+                <w:sz w:val="21"/>
+              </w:rPr>
+              <w:t xml:space="preserve">核心课程：</w:t>
+            </w:r>
+            <w:r>
+              <w:rPr>
+                <w:rFonts w:ascii="Times New Roman" w:eastAsia="宋体" w:hAnsi="Times New Roman" w:cs="宋体"/>
+                <w:sz w:val="21"/>
+              </w:rPr>
+              <w:t xml:space="preserve">供应链管理、采购管理、物流管理、统计学、</w:t>
+            </w:r>
+            <w:r>
+              <w:rPr>
+                <w:rFonts w:eastAsia="宋体" w:ascii="Times New Roman" w:hAnsi="Times New Roman"/>
+                <w:sz w:val="21"/>
+              </w:rPr>
+              <w:t xml:space="preserve">Python</w:t>
+            </w:r>
+            <w:r>
+              <w:rPr>
+                <w:rFonts w:ascii="Times New Roman" w:eastAsia="宋体" w:hAnsi="Times New Roman" w:cs="宋体"/>
+                <w:sz w:val="21"/>
+              </w:rPr>
+              <w:t xml:space="preserve">程序设计、</w:t>
+            </w:r>
+            <w:r>
+              <w:rPr>
+                <w:rFonts w:eastAsia="宋体" w:ascii="Times New Roman" w:hAnsi="Times New Roman"/>
+                <w:sz w:val="21"/>
+              </w:rPr>
+              <w:t xml:space="preserve">ERP</w:t>
+            </w:r>
+            <w:r>
+              <w:rPr>
+                <w:rFonts w:ascii="Times New Roman" w:eastAsia="宋体" w:hAnsi="Times New Roman" w:cs="宋体"/>
+                <w:sz w:val="21"/>
+              </w:rPr>
+              <w:t xml:space="preserve">供应链管理综合实验</w:t>
             </w:r>
           </w:p>
         </w:tc>
@@ -943,9 +930,8 @@
           </w:tcPr>
           <w:p>
             <w:pPr>
-              <w:spacing w:line="290" w:lineRule="atLeast"/>
-              <w:rPr>
-                <w:rFonts w:hint="default"/>
+              <w:spacing w:line="290" w:lineRule="atLeast" w:before="0" w:after="0"/>
+              <w:rPr>
                 <w:sz w:val="21"/>
               </w:rPr>
             </w:pPr>
@@ -974,55 +960,54 @@
                 <w:ilvl w:val="0"/>
                 <w:numId w:val="2"/>
               </w:numPr>
-              <w:spacing w:line="290" w:lineRule="atLeast"/>
-              <w:rPr>
-                <w:rFonts w:hint="default"/>
-                <w:sz w:val="21"/>
-              </w:rPr>
-            </w:pPr>
-            <w:r>
-              <w:rPr>
-                <w:rFonts w:ascii="Times New Roman" w:eastAsia="宋体" w:hAnsi="Times New Roman" w:cs="宋体"/>
-                <w:b/>
-                <w:bCs/>
-                <w:sz w:val="21"/>
-              </w:rPr>
-              <w:t>荣誉奖励：</w:t>
-            </w:r>
-            <w:r>
-              <w:rPr>
-                <w:rFonts w:ascii="Times New Roman" w:eastAsia="宋体" w:hAnsi="Times New Roman" w:cs="宋体"/>
-                <w:sz w:val="21"/>
-              </w:rPr>
-              <w:t>山东大学</w:t>
-            </w:r>
-            <w:r>
-              <w:rPr>
-                <w:rFonts w:ascii="Times New Roman" w:eastAsia="宋体" w:hAnsi="Times New Roman"/>
-                <w:sz w:val="21"/>
-              </w:rPr>
-              <w:t>2024</w:t>
-            </w:r>
-            <w:r>
-              <w:rPr>
-                <w:rFonts w:ascii="Times New Roman" w:eastAsia="宋体" w:hAnsi="Times New Roman" w:cs="宋体"/>
-                <w:sz w:val="21"/>
-              </w:rPr>
-              <w:t>—</w:t>
-            </w:r>
-            <w:r>
-              <w:rPr>
-                <w:rFonts w:ascii="Times New Roman" w:eastAsia="宋体" w:hAnsi="Times New Roman"/>
-                <w:sz w:val="21"/>
-              </w:rPr>
-              <w:t>2025</w:t>
-            </w:r>
-            <w:r>
-              <w:rPr>
-                <w:rFonts w:ascii="Times New Roman" w:eastAsia="宋体" w:hAnsi="Times New Roman" w:cs="宋体"/>
-                <w:sz w:val="21"/>
-              </w:rPr>
-              <w:t>年暑期社会实践专项优秀等级</w:t>
+              <w:spacing w:line="290" w:lineRule="atLeast" w:before="0" w:after="0"/>
+              <w:rPr>
+                <w:sz w:val="21"/>
+              </w:rPr>
+            </w:pPr>
+            <w:r>
+              <w:rPr>
+                <w:rFonts w:ascii="Times New Roman" w:eastAsia="宋体" w:hAnsi="Times New Roman" w:cs="宋体"/>
+                <w:b/>
+                <w:bCs/>
+                <w:sz w:val="21"/>
+              </w:rPr>
+              <w:t xml:space="preserve">荣誉奖励：</w:t>
+            </w:r>
+            <w:r>
+              <w:rPr>
+                <w:rFonts w:ascii="Times New Roman" w:eastAsia="宋体" w:hAnsi="Times New Roman" w:cs="宋体"/>
+                <w:sz w:val="21"/>
+              </w:rPr>
+              <w:t xml:space="preserve">山东大学</w:t>
+            </w:r>
+            <w:r>
+              <w:rPr>
+                <w:rFonts w:eastAsia="宋体" w:ascii="Times New Roman" w:hAnsi="Times New Roman"/>
+                <w:sz w:val="21"/>
+              </w:rPr>
+              <w:t xml:space="preserve">2024</w:t>
+            </w:r>
+            <w:r>
+              <w:rPr>
+                <w:rFonts w:ascii="Times New Roman" w:eastAsia="宋体" w:hAnsi="Times New Roman" w:cs="宋体"/>
+                <w:sz w:val="21"/>
+              </w:rPr>
+              <w:t xml:space="preserve">—</w:t>
+            </w:r>
+            <w:r>
+              <w:rPr>
+                <w:rFonts w:eastAsia="宋体" w:ascii="Times New Roman" w:hAnsi="Times New Roman"/>
+                <w:sz w:val="21"/>
+              </w:rPr>
+              <w:t xml:space="preserve">2025</w:t>
+            </w:r>
+            <w:r>
+              <w:rPr>
+                <w:rFonts w:ascii="Times New Roman" w:eastAsia="宋体" w:hAnsi="Times New Roman" w:cs="宋体"/>
+                <w:sz w:val="21"/>
+              </w:rPr>
+              <w:t xml:space="preserve">年暑期社会实践专项优秀等级</w:t>
             </w:r>
           </w:p>
         </w:tc>
@@ -1030,67 +1015,62 @@
     </w:tbl>
     <w:p>
       <w:pPr>
-        <w:spacing w:line="290" w:lineRule="atLeast"/>
         <w:rPr>
-          <w:rFonts w:hint="default"/>
           <w:vanish/>
           <w:sz w:val="21"/>
         </w:rPr>
+        <w:spacing w:line="290" w:lineRule="atLeast" w:before="0" w:after="0"/>
       </w:pPr>
     </w:p>
     <w:p>
       <w:pPr>
-        <w:spacing w:line="290" w:lineRule="atLeast"/>
         <w:rPr>
-          <w:rFonts w:hint="default"/>
           <w:vanish/>
           <w:sz w:val="2"/>
         </w:rPr>
+        <w:spacing w:line="290" w:lineRule="atLeast" w:before="0" w:after="0"/>
       </w:pPr>
     </w:p>
     <w:p>
       <w:pPr>
-        <w:spacing w:line="290" w:lineRule="atLeast"/>
         <w:rPr>
-          <w:rFonts w:hint="default"/>
           <w:vanish/>
         </w:rPr>
+        <w:spacing w:line="290" w:lineRule="atLeast" w:before="0" w:after="0"/>
       </w:pPr>
     </w:p>
     <w:p>
       <w:pPr>
-        <w:spacing w:line="290" w:lineRule="atLeast"/>
         <w:rPr>
-          <w:rFonts w:hint="default"/>
           <w:vanish/>
           <w:sz w:val="21"/>
         </w:rPr>
+        <w:spacing w:line="290" w:lineRule="atLeast" w:before="0" w:after="0"/>
       </w:pPr>
     </w:p>
     <w:p>
       <w:pPr>
-        <w:spacing w:line="290" w:lineRule="atLeast"/>
         <w:rPr>
-          <w:rFonts w:hint="default"/>
           <w:vanish/>
           <w:sz w:val="21"/>
         </w:rPr>
+        <w:spacing w:line="290" w:lineRule="atLeast" w:before="0" w:after="0"/>
       </w:pPr>
     </w:p>
     <w:p>
       <w:pPr>
-        <w:spacing w:line="290" w:lineRule="atLeast"/>
         <w:rPr>
-          <w:rFonts w:hint="default"/>
           <w:vanish/>
           <w:sz w:val="2"/>
         </w:rPr>
+        <w:spacing w:line="290" w:lineRule="atLeast" w:before="0" w:after="0"/>
       </w:pPr>
     </w:p>
     <w:tbl>
       <w:tblPr>
         <w:tblW w:w="0" w:type="auto"/>
         <w:jc w:val="center"/>
+        <w:tblInd w:w="0" w:type="dxa"/>
         <w:tblLayout w:type="fixed"/>
         <w:tblCellMar>
           <w:left w:w="0" w:type="dxa"/>
@@ -1100,22 +1080,26 @@
       </w:tblPr>
       <w:tblGrid>
         <w:gridCol w:w="695"/>
-        <w:gridCol w:w="184"/>
-        <w:gridCol w:w="4416"/>
-        <w:gridCol w:w="2693"/>
-        <w:gridCol w:w="2755"/>
-        <w:gridCol w:w="880"/>
+        <w:gridCol w:w="156"/>
+        <w:gridCol w:w="28"/>
+        <w:gridCol w:w="667"/>
+        <w:gridCol w:w="2835"/>
+        <w:gridCol w:w="2189"/>
+        <w:gridCol w:w="504"/>
+        <w:gridCol w:w="3669"/>
+        <w:gridCol w:w="851"/>
+        <w:gridCol w:w="29"/>
       </w:tblGrid>
       <w:tr>
         <w:trPr>
-          <w:gridBefore w:val="2"/>
+          <w:gridBefore w:val="3"/>
           <w:wBefore w:w="879" w:type="dxa"/>
           <w:jc w:val="center"/>
         </w:trPr>
         <w:tc>
           <w:tcPr>
             <w:tcW w:w="10744" w:type="dxa"/>
-            <w:gridSpan w:val="4"/>
+            <w:gridSpan w:val="7"/>
             <w:tcBorders>
               <w:top w:val="nil"/>
               <w:left w:val="nil"/>
@@ -1133,9 +1117,9 @@
           </w:tcPr>
           <w:p>
             <w:pPr>
-              <w:spacing w:line="290" w:lineRule="atLeast"/>
-              <w:rPr>
-                <w:rFonts w:ascii="Times New Roman" w:hAnsi="Times New Roman" w:hint="default"/>
+              <w:spacing w:line="290" w:lineRule="atLeast" w:before="0" w:after="0"/>
+              <w:rPr>
+                <w:rFonts w:ascii="Times New Roman" w:hAnsi="Times New Roman"/>
                 <w:b/>
                 <w:bCs/>
               </w:rPr>
@@ -1161,7 +1145,7 @@
       </w:tr>
       <w:tr>
         <w:trPr>
-          <w:gridAfter w:val="1"/>
+          <w:gridAfter w:val="2"/>
           <w:wAfter w:w="880" w:type="dxa"/>
           <w:jc w:val="center"/>
         </w:trPr>
@@ -1184,9 +1168,9 @@
           </w:tcPr>
           <w:p>
             <w:pPr>
-              <w:spacing w:line="290" w:lineRule="atLeast"/>
-              <w:rPr>
-                <w:rFonts w:ascii="Times New Roman" w:hAnsi="Times New Roman" w:hint="default"/>
+              <w:spacing w:line="290" w:lineRule="atLeast" w:before="0" w:after="0"/>
+              <w:rPr>
+                <w:rFonts w:ascii="Times New Roman" w:hAnsi="Times New Roman"/>
                 <w:sz w:val="21"/>
               </w:rPr>
             </w:pPr>
@@ -1195,7 +1179,7 @@
         <w:tc>
           <w:tcPr>
             <w:tcW w:w="4600" w:type="dxa"/>
-            <w:gridSpan w:val="2"/>
+            <w:gridSpan w:val="4"/>
             <w:tcBorders>
               <w:top w:val="nil"/>
               <w:left w:val="nil"/>
@@ -1212,26 +1196,27 @@
           </w:tcPr>
           <w:p>
             <w:pPr>
-              <w:spacing w:line="290" w:lineRule="atLeast"/>
-              <w:rPr>
-                <w:rFonts w:ascii="Times New Roman" w:hAnsi="Times New Roman" w:hint="default"/>
-                <w:sz w:val="21"/>
-              </w:rPr>
-            </w:pPr>
-            <w:r>
-              <w:rPr>
-                <w:rFonts w:ascii="Times New Roman" w:eastAsia="宋体" w:hAnsi="Times New Roman" w:cs="宋体"/>
-                <w:b/>
-                <w:bCs/>
-                <w:sz w:val="21"/>
-              </w:rPr>
-              <w:t>社区团购运营优化研究</w:t>
+              <w:spacing w:line="290" w:lineRule="atLeast" w:before="0" w:after="0"/>
+              <w:rPr>
+                <w:rFonts w:ascii="Times New Roman" w:hAnsi="Times New Roman"/>
+                <w:sz w:val="21"/>
+              </w:rPr>
+            </w:pPr>
+            <w:r>
+              <w:rPr>
+                <w:rFonts w:ascii="Times New Roman" w:eastAsia="宋体" w:hAnsi="Times New Roman" w:cs="宋体"/>
+                <w:b/>
+                <w:bCs/>
+                <w:sz w:val="21"/>
+              </w:rPr>
+              <w:t xml:space="preserve">社区团购运营优化研究</w:t>
             </w:r>
           </w:p>
         </w:tc>
         <w:tc>
           <w:tcPr>
             <w:tcW w:w="2693" w:type="dxa"/>
+            <w:gridSpan w:val="2"/>
             <w:tcBorders>
               <w:top w:val="nil"/>
               <w:left w:val="nil"/>
@@ -1242,22 +1227,22 @@
           </w:tcPr>
           <w:p>
             <w:pPr>
-              <w:spacing w:line="290" w:lineRule="atLeast"/>
-              <w:rPr>
-                <w:rFonts w:ascii="Times New Roman" w:eastAsia="等线" w:hAnsi="Times New Roman" w:hint="default"/>
-                <w:b/>
-                <w:bCs/>
-                <w:sz w:val="21"/>
-              </w:rPr>
-            </w:pPr>
-            <w:r>
-              <w:rPr>
-                <w:rFonts w:ascii="Times New Roman" w:eastAsia="宋体" w:hAnsi="Times New Roman" w:cs="宋体"/>
-                <w:b/>
-                <w:bCs/>
-                <w:sz w:val="21"/>
-              </w:rPr>
-              <w:t>项目负责人</w:t>
+              <w:spacing w:line="290" w:lineRule="atLeast" w:before="0" w:after="0"/>
+              <w:rPr>
+                <w:rFonts w:ascii="Times New Roman" w:eastAsia="等线" w:hAnsi="Times New Roman"/>
+                <w:b/>
+                <w:bCs/>
+                <w:sz w:val="21"/>
+              </w:rPr>
+            </w:pPr>
+            <w:r>
+              <w:rPr>
+                <w:rFonts w:ascii="Times New Roman" w:eastAsia="宋体" w:hAnsi="Times New Roman" w:cs="宋体"/>
+                <w:b/>
+                <w:bCs/>
+                <w:sz w:val="21"/>
+              </w:rPr>
+              <w:t xml:space="preserve">独立完成</w:t>
             </w:r>
           </w:p>
         </w:tc>
@@ -1274,7 +1259,7 @@
           </w:tcPr>
           <w:p>
             <w:pPr>
-              <w:spacing w:line="290" w:lineRule="atLeast"/>
+              <w:spacing w:line="290" w:lineRule="atLeast" w:before="0" w:after="0"/>
               <w:rPr>
                 <w:rFonts w:ascii="Times New Roman" w:eastAsia="等线" w:hAnsi="Times New Roman" w:hint="default"/>
                 <w:b/>
@@ -1289,14 +1274,14 @@
                 <w:bCs/>
                 <w:sz w:val="21"/>
               </w:rPr>
-              <w:t>2026.03-2026.06</w:t>
+              <w:t xml:space="preserve">2026.03-2026.06</w:t>
             </w:r>
           </w:p>
         </w:tc>
       </w:tr>
       <w:tr>
         <w:trPr>
-          <w:gridAfter w:val="1"/>
+          <w:gridAfter w:val="2"/>
           <w:wAfter w:w="880" w:type="dxa"/>
           <w:jc w:val="center"/>
         </w:trPr>
@@ -1319,9 +1304,9 @@
           </w:tcPr>
           <w:p>
             <w:pPr>
-              <w:spacing w:line="290" w:lineRule="atLeast"/>
-              <w:rPr>
-                <w:rFonts w:ascii="Times New Roman" w:hAnsi="Times New Roman" w:hint="default"/>
+              <w:spacing w:line="290" w:lineRule="atLeast" w:before="0" w:after="0"/>
+              <w:rPr>
+                <w:rFonts w:ascii="Times New Roman" w:hAnsi="Times New Roman"/>
                 <w:sz w:val="21"/>
               </w:rPr>
             </w:pPr>
@@ -1330,7 +1315,7 @@
         <w:tc>
           <w:tcPr>
             <w:tcW w:w="10048" w:type="dxa"/>
-            <w:gridSpan w:val="4"/>
+            <w:gridSpan w:val="7"/>
             <w:tcBorders>
               <w:top w:val="nil"/>
               <w:left w:val="nil"/>
@@ -1351,7 +1336,7 @@
                 <w:ilvl w:val="0"/>
                 <w:numId w:val="9"/>
               </w:numPr>
-              <w:spacing w:line="290" w:lineRule="atLeast"/>
+              <w:spacing w:line="290" w:lineRule="atLeast" w:before="0" w:after="0"/>
               <w:rPr>
                 <w:rFonts w:ascii="Times New Roman" w:eastAsia="宋体" w:hAnsi="Times New Roman" w:cs="宋体" w:hint="default"/>
                 <w:sz w:val="21"/>
@@ -1362,7 +1347,7 @@
                 <w:rFonts w:ascii="Times New Roman" w:eastAsia="宋体" w:hAnsi="Times New Roman" w:cs="宋体"/>
                 <w:sz w:val="21"/>
               </w:rPr>
-              <w:t>针对社区团购末端配送效率低、老年群体服务覆盖不足的问题，独立完成调研、建模、方案设计与验证全流程</w:t>
+              <w:t xml:space="preserve">针对社区团购末端配送效率低、老年群体服务覆盖不足的问题，独立完成调研、建模、方案设计与验证全流程</w:t>
             </w:r>
           </w:p>
           <w:p>
@@ -1371,7 +1356,7 @@
                 <w:ilvl w:val="0"/>
                 <w:numId w:val="9"/>
               </w:numPr>
-              <w:spacing w:line="290" w:lineRule="atLeast"/>
+              <w:spacing w:line="290" w:lineRule="atLeast" w:before="0" w:after="0"/>
               <w:rPr>
                 <w:rFonts w:ascii="Times New Roman" w:eastAsia="宋体" w:hAnsi="Times New Roman" w:cs="宋体" w:hint="default"/>
                 <w:sz w:val="21"/>
@@ -1382,98 +1367,98 @@
                 <w:rFonts w:ascii="Times New Roman" w:eastAsia="宋体" w:hAnsi="Times New Roman" w:cs="宋体"/>
                 <w:sz w:val="21"/>
               </w:rPr>
-              <w:t>基于</w:t>
-            </w:r>
-            <w:r>
-              <w:rPr>
-                <w:rFonts w:ascii="Times New Roman" w:eastAsia="宋体" w:hAnsi="Times New Roman"/>
-                <w:sz w:val="21"/>
-              </w:rPr>
-              <w:t>15</w:t>
-            </w:r>
-            <w:r>
-              <w:rPr>
-                <w:rFonts w:ascii="Times New Roman" w:eastAsia="宋体" w:hAnsi="Times New Roman" w:cs="宋体"/>
-                <w:sz w:val="21"/>
-              </w:rPr>
-              <w:t>个候选点位、日均</w:t>
-            </w:r>
-            <w:r>
-              <w:rPr>
-                <w:rFonts w:ascii="Times New Roman" w:eastAsia="宋体" w:hAnsi="Times New Roman"/>
-                <w:sz w:val="21"/>
-              </w:rPr>
-              <w:t>345</w:t>
-            </w:r>
-            <w:r>
-              <w:rPr>
-                <w:rFonts w:ascii="Times New Roman" w:eastAsia="宋体" w:hAnsi="Times New Roman" w:cs="宋体"/>
-                <w:sz w:val="21"/>
-              </w:rPr>
-              <w:t>单真实数据，设计“</w:t>
-            </w:r>
-            <w:r>
-              <w:rPr>
-                <w:rFonts w:ascii="Times New Roman" w:eastAsia="宋体" w:hAnsi="Times New Roman"/>
-                <w:sz w:val="21"/>
-              </w:rPr>
-              <w:t>2</w:t>
-            </w:r>
-            <w:r>
-              <w:rPr>
-                <w:rFonts w:ascii="Times New Roman" w:eastAsia="宋体" w:hAnsi="Times New Roman" w:cs="宋体"/>
-                <w:sz w:val="21"/>
-              </w:rPr>
-              <w:t>核心点</w:t>
-            </w:r>
-            <w:r>
-              <w:rPr>
-                <w:rFonts w:ascii="Times New Roman" w:eastAsia="宋体" w:hAnsi="Times New Roman"/>
-                <w:sz w:val="21"/>
-              </w:rPr>
-              <w:t>+4</w:t>
-            </w:r>
-            <w:r>
-              <w:rPr>
-                <w:rFonts w:ascii="Times New Roman" w:eastAsia="宋体" w:hAnsi="Times New Roman" w:cs="宋体"/>
-                <w:sz w:val="21"/>
-              </w:rPr>
-              <w:t>动态临时点”弹性布局方案，模型测算可降低运营成本</w:t>
-            </w:r>
-            <w:r>
-              <w:rPr>
-                <w:rFonts w:ascii="Times New Roman" w:eastAsia="宋体" w:hAnsi="Times New Roman"/>
-                <w:sz w:val="21"/>
-              </w:rPr>
-              <w:t>18.7%</w:t>
-            </w:r>
-            <w:r>
-              <w:rPr>
-                <w:rFonts w:ascii="Times New Roman" w:eastAsia="宋体" w:hAnsi="Times New Roman" w:cs="宋体"/>
-                <w:sz w:val="21"/>
-              </w:rPr>
-              <w:t>、提升老年服务覆盖率至</w:t>
-            </w:r>
-            <w:r>
-              <w:rPr>
-                <w:rFonts w:ascii="Times New Roman" w:eastAsia="宋体" w:hAnsi="Times New Roman"/>
-                <w:sz w:val="21"/>
-              </w:rPr>
-              <w:t>87.3%</w:t>
-            </w:r>
-            <w:r>
-              <w:rPr>
-                <w:rFonts w:ascii="Times New Roman" w:eastAsia="宋体" w:hAnsi="Times New Roman" w:cs="宋体"/>
-                <w:sz w:val="21"/>
-              </w:rPr>
-              <w:t>、缩短配送时长</w:t>
-            </w:r>
-            <w:r>
-              <w:rPr>
-                <w:rFonts w:ascii="Times New Roman" w:eastAsia="宋体" w:hAnsi="Times New Roman"/>
-                <w:sz w:val="21"/>
-              </w:rPr>
-              <w:t>22.3%</w:t>
+              <w:t xml:space="preserve">基于</w:t>
+            </w:r>
+            <w:r>
+              <w:rPr>
+                <w:rFonts w:eastAsia="宋体" w:ascii="Times New Roman" w:hAnsi="Times New Roman"/>
+                <w:sz w:val="21"/>
+              </w:rPr>
+              <w:t xml:space="preserve">15</w:t>
+            </w:r>
+            <w:r>
+              <w:rPr>
+                <w:rFonts w:ascii="Times New Roman" w:eastAsia="宋体" w:hAnsi="Times New Roman" w:cs="宋体"/>
+                <w:sz w:val="21"/>
+              </w:rPr>
+              <w:t xml:space="preserve">个候选点位、日均</w:t>
+            </w:r>
+            <w:r>
+              <w:rPr>
+                <w:rFonts w:eastAsia="宋体" w:ascii="Times New Roman" w:hAnsi="Times New Roman"/>
+                <w:sz w:val="21"/>
+              </w:rPr>
+              <w:t xml:space="preserve">345</w:t>
+            </w:r>
+            <w:r>
+              <w:rPr>
+                <w:rFonts w:ascii="Times New Roman" w:eastAsia="宋体" w:hAnsi="Times New Roman" w:cs="宋体"/>
+                <w:sz w:val="21"/>
+              </w:rPr>
+              <w:t xml:space="preserve">单真实数据，设计“</w:t>
+            </w:r>
+            <w:r>
+              <w:rPr>
+                <w:rFonts w:eastAsia="宋体" w:ascii="Times New Roman" w:hAnsi="Times New Roman"/>
+                <w:sz w:val="21"/>
+              </w:rPr>
+              <w:t xml:space="preserve">2</w:t>
+            </w:r>
+            <w:r>
+              <w:rPr>
+                <w:rFonts w:ascii="Times New Roman" w:eastAsia="宋体" w:hAnsi="Times New Roman" w:cs="宋体"/>
+                <w:sz w:val="21"/>
+              </w:rPr>
+              <w:t xml:space="preserve">核心点</w:t>
+            </w:r>
+            <w:r>
+              <w:rPr>
+                <w:rFonts w:eastAsia="宋体" w:ascii="Times New Roman" w:hAnsi="Times New Roman"/>
+                <w:sz w:val="21"/>
+              </w:rPr>
+              <w:t xml:space="preserve">+4</w:t>
+            </w:r>
+            <w:r>
+              <w:rPr>
+                <w:rFonts w:ascii="Times New Roman" w:eastAsia="宋体" w:hAnsi="Times New Roman" w:cs="宋体"/>
+                <w:sz w:val="21"/>
+              </w:rPr>
+              <w:t xml:space="preserve">动态临时点”弹性布局方案，模型测算可降低运营成本</w:t>
+            </w:r>
+            <w:r>
+              <w:rPr>
+                <w:rFonts w:eastAsia="宋体" w:ascii="Times New Roman" w:hAnsi="Times New Roman"/>
+                <w:sz w:val="21"/>
+              </w:rPr>
+              <w:t xml:space="preserve">18.7%</w:t>
+            </w:r>
+            <w:r>
+              <w:rPr>
+                <w:rFonts w:ascii="Times New Roman" w:eastAsia="宋体" w:hAnsi="Times New Roman" w:cs="宋体"/>
+                <w:sz w:val="21"/>
+              </w:rPr>
+              <w:t xml:space="preserve">、提升老年服务覆盖率至</w:t>
+            </w:r>
+            <w:r>
+              <w:rPr>
+                <w:rFonts w:eastAsia="宋体" w:ascii="Times New Roman" w:hAnsi="Times New Roman"/>
+                <w:sz w:val="21"/>
+              </w:rPr>
+              <w:t xml:space="preserve">87.3%</w:t>
+            </w:r>
+            <w:r>
+              <w:rPr>
+                <w:rFonts w:ascii="Times New Roman" w:eastAsia="宋体" w:hAnsi="Times New Roman" w:cs="宋体"/>
+                <w:sz w:val="21"/>
+              </w:rPr>
+              <w:t xml:space="preserve">、缩短配送时长</w:t>
+            </w:r>
+            <w:r>
+              <w:rPr>
+                <w:rFonts w:eastAsia="宋体" w:ascii="Times New Roman" w:hAnsi="Times New Roman"/>
+                <w:sz w:val="21"/>
+              </w:rPr>
+              <w:t xml:space="preserve">22.3%</w:t>
             </w:r>
           </w:p>
           <w:p>
@@ -1482,7 +1467,7 @@
                 <w:ilvl w:val="0"/>
                 <w:numId w:val="9"/>
               </w:numPr>
-              <w:spacing w:line="290" w:lineRule="atLeast"/>
+              <w:spacing w:line="290" w:lineRule="atLeast" w:before="0" w:after="0"/>
               <w:rPr>
                 <w:rFonts w:ascii="Times New Roman" w:eastAsia="宋体" w:hAnsi="Times New Roman" w:cs="宋体" w:hint="default"/>
                 <w:sz w:val="21"/>
@@ -1493,14 +1478,14 @@
                 <w:rFonts w:ascii="Times New Roman" w:eastAsia="宋体" w:hAnsi="Times New Roman" w:cs="宋体"/>
                 <w:sz w:val="21"/>
               </w:rPr>
-              <w:t>输出完整研究报告，具备问题分析、方案设计与结果验证的闭环能力</w:t>
+              <w:t xml:space="preserve">输出完整研究报告，具备问题分析、方案设计与结果验证的闭环能力</w:t>
             </w:r>
           </w:p>
         </w:tc>
       </w:tr>
       <w:tr>
         <w:trPr>
-          <w:gridAfter w:val="1"/>
+          <w:gridAfter w:val="2"/>
           <w:wAfter w:w="880" w:type="dxa"/>
           <w:jc w:val="center"/>
         </w:trPr>
@@ -1523,9 +1508,9 @@
           </w:tcPr>
           <w:p>
             <w:pPr>
-              <w:spacing w:line="290" w:lineRule="atLeast"/>
-              <w:rPr>
-                <w:rFonts w:ascii="Times New Roman" w:hAnsi="Times New Roman" w:hint="default"/>
+              <w:spacing w:line="290" w:lineRule="atLeast" w:before="0" w:after="0"/>
+              <w:rPr>
+                <w:rFonts w:ascii="Times New Roman" w:hAnsi="Times New Roman"/>
                 <w:sz w:val="21"/>
               </w:rPr>
             </w:pPr>
@@ -1534,7 +1519,7 @@
         <w:tc>
           <w:tcPr>
             <w:tcW w:w="4600" w:type="dxa"/>
-            <w:gridSpan w:val="2"/>
+            <w:gridSpan w:val="4"/>
             <w:tcBorders>
               <w:top w:val="nil"/>
               <w:left w:val="nil"/>
@@ -1551,26 +1536,27 @@
           </w:tcPr>
           <w:p>
             <w:pPr>
-              <w:spacing w:line="290" w:lineRule="atLeast"/>
-              <w:rPr>
-                <w:rFonts w:ascii="Times New Roman" w:hAnsi="Times New Roman" w:hint="default"/>
-                <w:sz w:val="21"/>
-              </w:rPr>
-            </w:pPr>
-            <w:r>
-              <w:rPr>
-                <w:rFonts w:ascii="Times New Roman" w:eastAsia="宋体" w:hAnsi="Times New Roman" w:cs="宋体"/>
-                <w:b/>
-                <w:bCs/>
-                <w:sz w:val="21"/>
-              </w:rPr>
-              <w:t>电商用户调研与分析项目</w:t>
+              <w:spacing w:line="290" w:lineRule="atLeast" w:before="0" w:after="0"/>
+              <w:rPr>
+                <w:rFonts w:ascii="Times New Roman" w:hAnsi="Times New Roman"/>
+                <w:sz w:val="21"/>
+              </w:rPr>
+            </w:pPr>
+            <w:r>
+              <w:rPr>
+                <w:rFonts w:ascii="Times New Roman" w:eastAsia="宋体" w:hAnsi="Times New Roman" w:cs="宋体"/>
+                <w:b/>
+                <w:bCs/>
+                <w:sz w:val="21"/>
+              </w:rPr>
+              <w:t xml:space="preserve">电商用户调研与分析项目</w:t>
             </w:r>
           </w:p>
         </w:tc>
         <w:tc>
           <w:tcPr>
             <w:tcW w:w="2693" w:type="dxa"/>
+            <w:gridSpan w:val="2"/>
             <w:tcBorders>
               <w:top w:val="nil"/>
               <w:left w:val="nil"/>
@@ -1581,22 +1567,22 @@
           </w:tcPr>
           <w:p>
             <w:pPr>
-              <w:spacing w:line="290" w:lineRule="atLeast"/>
-              <w:rPr>
-                <w:rFonts w:ascii="Times New Roman" w:eastAsia="等线" w:hAnsi="Times New Roman" w:hint="default"/>
-                <w:b/>
-                <w:bCs/>
-                <w:sz w:val="21"/>
-              </w:rPr>
-            </w:pPr>
-            <w:r>
-              <w:rPr>
-                <w:rFonts w:ascii="Times New Roman" w:eastAsia="宋体" w:hAnsi="Times New Roman" w:cs="宋体"/>
-                <w:b/>
-                <w:bCs/>
-                <w:sz w:val="21"/>
-              </w:rPr>
-              <w:t>项目负责人</w:t>
+              <w:spacing w:line="290" w:lineRule="atLeast" w:before="0" w:after="0"/>
+              <w:rPr>
+                <w:rFonts w:ascii="Times New Roman" w:eastAsia="等线" w:hAnsi="Times New Roman"/>
+                <w:b/>
+                <w:bCs/>
+                <w:sz w:val="21"/>
+              </w:rPr>
+            </w:pPr>
+            <w:r>
+              <w:rPr>
+                <w:rFonts w:ascii="Times New Roman" w:eastAsia="宋体" w:hAnsi="Times New Roman" w:cs="宋体"/>
+                <w:b/>
+                <w:bCs/>
+                <w:sz w:val="21"/>
+              </w:rPr>
+              <w:t xml:space="preserve">独立完成</w:t>
             </w:r>
           </w:p>
         </w:tc>
@@ -1613,7 +1599,7 @@
           </w:tcPr>
           <w:p>
             <w:pPr>
-              <w:spacing w:line="290" w:lineRule="atLeast"/>
+              <w:spacing w:line="290" w:lineRule="atLeast" w:before="0" w:after="0"/>
               <w:rPr>
                 <w:rFonts w:ascii="Times New Roman" w:eastAsia="等线" w:hAnsi="Times New Roman" w:hint="default"/>
                 <w:b/>
@@ -1628,14 +1614,14 @@
                 <w:bCs/>
                 <w:sz w:val="21"/>
               </w:rPr>
-              <w:t>2025.10-2025.12</w:t>
+              <w:t xml:space="preserve">2025.10-2025.12</w:t>
             </w:r>
           </w:p>
         </w:tc>
       </w:tr>
       <w:tr>
         <w:trPr>
-          <w:gridAfter w:val="1"/>
+          <w:gridAfter w:val="2"/>
           <w:wAfter w:w="880" w:type="dxa"/>
           <w:jc w:val="center"/>
         </w:trPr>
@@ -1658,9 +1644,9 @@
           </w:tcPr>
           <w:p>
             <w:pPr>
-              <w:spacing w:line="290" w:lineRule="atLeast"/>
-              <w:rPr>
-                <w:rFonts w:ascii="Times New Roman" w:hAnsi="Times New Roman" w:hint="default"/>
+              <w:spacing w:line="290" w:lineRule="atLeast" w:before="0" w:after="0"/>
+              <w:rPr>
+                <w:rFonts w:ascii="Times New Roman" w:hAnsi="Times New Roman"/>
                 <w:sz w:val="21"/>
               </w:rPr>
             </w:pPr>
@@ -1669,7 +1655,7 @@
         <w:tc>
           <w:tcPr>
             <w:tcW w:w="10048" w:type="dxa"/>
-            <w:gridSpan w:val="4"/>
+            <w:gridSpan w:val="7"/>
             <w:tcBorders>
               <w:top w:val="nil"/>
               <w:left w:val="nil"/>
@@ -1690,7 +1676,7 @@
                 <w:ilvl w:val="0"/>
                 <w:numId w:val="9"/>
               </w:numPr>
-              <w:spacing w:line="290" w:lineRule="atLeast"/>
+              <w:spacing w:line="290" w:lineRule="atLeast" w:before="0" w:after="0"/>
               <w:rPr>
                 <w:rFonts w:ascii="Times New Roman" w:eastAsia="宋体" w:hAnsi="Times New Roman" w:cs="宋体" w:hint="default"/>
                 <w:sz w:val="21"/>
@@ -1701,63 +1687,63 @@
                 <w:rFonts w:ascii="Times New Roman" w:eastAsia="宋体" w:hAnsi="Times New Roman" w:cs="宋体"/>
                 <w:sz w:val="21"/>
               </w:rPr>
-              <w:t>设计</w:t>
-            </w:r>
-            <w:r>
-              <w:rPr>
-                <w:rFonts w:ascii="Times New Roman" w:eastAsia="宋体" w:hAnsi="Times New Roman"/>
-                <w:sz w:val="21"/>
-              </w:rPr>
-              <w:t>7</w:t>
-            </w:r>
-            <w:r>
-              <w:rPr>
-                <w:rFonts w:ascii="Times New Roman" w:eastAsia="宋体" w:hAnsi="Times New Roman" w:cs="宋体"/>
-                <w:sz w:val="21"/>
-              </w:rPr>
-              <w:t>点李克特量表问卷并发放，回收</w:t>
-            </w:r>
-            <w:r>
-              <w:rPr>
-                <w:rFonts w:ascii="Times New Roman" w:eastAsia="宋体" w:hAnsi="Times New Roman"/>
-                <w:sz w:val="21"/>
-              </w:rPr>
-              <w:t>328</w:t>
-            </w:r>
-            <w:r>
-              <w:rPr>
-                <w:rFonts w:ascii="Times New Roman" w:eastAsia="宋体" w:hAnsi="Times New Roman" w:cs="宋体"/>
-                <w:sz w:val="21"/>
-              </w:rPr>
-              <w:t>份有效样本，用</w:t>
-            </w:r>
-            <w:r>
-              <w:rPr>
-                <w:rFonts w:ascii="Times New Roman" w:eastAsia="宋体" w:hAnsi="Times New Roman"/>
-                <w:sz w:val="21"/>
-              </w:rPr>
-              <w:t>SPSS</w:t>
-            </w:r>
-            <w:r>
-              <w:rPr>
-                <w:rFonts w:ascii="Times New Roman" w:eastAsia="宋体" w:hAnsi="Times New Roman" w:cs="宋体"/>
-                <w:sz w:val="21"/>
-              </w:rPr>
-              <w:t>和</w:t>
-            </w:r>
-            <w:r>
-              <w:rPr>
-                <w:rFonts w:ascii="Times New Roman" w:eastAsia="宋体" w:hAnsi="Times New Roman"/>
-                <w:sz w:val="21"/>
-              </w:rPr>
-              <w:t>Python</w:t>
-            </w:r>
-            <w:r>
-              <w:rPr>
-                <w:rFonts w:ascii="Times New Roman" w:eastAsia="宋体" w:hAnsi="Times New Roman" w:cs="宋体"/>
-                <w:sz w:val="21"/>
-              </w:rPr>
-              <w:t>完成数据清洗与统计分析</w:t>
+              <w:t xml:space="preserve">设计</w:t>
+            </w:r>
+            <w:r>
+              <w:rPr>
+                <w:rFonts w:eastAsia="宋体" w:ascii="Times New Roman" w:hAnsi="Times New Roman"/>
+                <w:sz w:val="21"/>
+              </w:rPr>
+              <w:t xml:space="preserve">7</w:t>
+            </w:r>
+            <w:r>
+              <w:rPr>
+                <w:rFonts w:ascii="Times New Roman" w:eastAsia="宋体" w:hAnsi="Times New Roman" w:cs="宋体"/>
+                <w:sz w:val="21"/>
+              </w:rPr>
+              <w:t xml:space="preserve">点李克特量表问卷并发放，回收</w:t>
+            </w:r>
+            <w:r>
+              <w:rPr>
+                <w:rFonts w:eastAsia="宋体" w:ascii="Times New Roman" w:hAnsi="Times New Roman"/>
+                <w:sz w:val="21"/>
+              </w:rPr>
+              <w:t xml:space="preserve">328</w:t>
+            </w:r>
+            <w:r>
+              <w:rPr>
+                <w:rFonts w:ascii="Times New Roman" w:eastAsia="宋体" w:hAnsi="Times New Roman" w:cs="宋体"/>
+                <w:sz w:val="21"/>
+              </w:rPr>
+              <w:t xml:space="preserve">份有效样本，用</w:t>
+            </w:r>
+            <w:r>
+              <w:rPr>
+                <w:rFonts w:eastAsia="宋体" w:ascii="Times New Roman" w:hAnsi="Times New Roman"/>
+                <w:sz w:val="21"/>
+              </w:rPr>
+              <w:t xml:space="preserve">SPSS</w:t>
+            </w:r>
+            <w:r>
+              <w:rPr>
+                <w:rFonts w:ascii="Times New Roman" w:eastAsia="宋体" w:hAnsi="Times New Roman" w:cs="宋体"/>
+                <w:sz w:val="21"/>
+              </w:rPr>
+              <w:t xml:space="preserve">和</w:t>
+            </w:r>
+            <w:r>
+              <w:rPr>
+                <w:rFonts w:eastAsia="宋体" w:ascii="Times New Roman" w:hAnsi="Times New Roman"/>
+                <w:sz w:val="21"/>
+              </w:rPr>
+              <w:t xml:space="preserve">Python</w:t>
+            </w:r>
+            <w:r>
+              <w:rPr>
+                <w:rFonts w:ascii="Times New Roman" w:eastAsia="宋体" w:hAnsi="Times New Roman" w:cs="宋体"/>
+                <w:sz w:val="21"/>
+              </w:rPr>
+              <w:t xml:space="preserve">完成数据清洗与统计分析</w:t>
             </w:r>
           </w:p>
           <w:p>
@@ -1766,7 +1752,7 @@
                 <w:ilvl w:val="0"/>
                 <w:numId w:val="9"/>
               </w:numPr>
-              <w:spacing w:line="290" w:lineRule="atLeast"/>
+              <w:spacing w:line="290" w:lineRule="atLeast" w:before="0" w:after="0"/>
               <w:rPr>
                 <w:rFonts w:ascii="Times New Roman" w:eastAsia="宋体" w:hAnsi="Times New Roman" w:cs="宋体" w:hint="default"/>
                 <w:sz w:val="21"/>
@@ -1777,14 +1763,14 @@
                 <w:rFonts w:ascii="Times New Roman" w:eastAsia="宋体" w:hAnsi="Times New Roman" w:cs="宋体"/>
                 <w:sz w:val="21"/>
               </w:rPr>
-              <w:t>识别出交互性、个性化、自主性为影响用户体验的核心因素，验证用户智能体验的关键中介作用，输出研究结论与优化建议</w:t>
+              <w:t xml:space="preserve">识别出交互性、个性化、自主性为影响用户体验的核心因素，验证用户智能体验的关键中介作用，输出研究结论与优化建议</w:t>
             </w:r>
           </w:p>
         </w:tc>
       </w:tr>
       <w:tr>
         <w:trPr>
-          <w:gridAfter w:val="1"/>
+          <w:gridAfter w:val="2"/>
           <w:wAfter w:w="880" w:type="dxa"/>
           <w:jc w:val="center"/>
         </w:trPr>
@@ -1807,9 +1793,9 @@
           </w:tcPr>
           <w:p>
             <w:pPr>
-              <w:spacing w:line="290" w:lineRule="atLeast"/>
-              <w:rPr>
-                <w:rFonts w:ascii="Times New Roman" w:hAnsi="Times New Roman" w:hint="default"/>
+              <w:spacing w:line="290" w:lineRule="atLeast" w:before="0" w:after="0"/>
+              <w:rPr>
+                <w:rFonts w:ascii="Times New Roman" w:hAnsi="Times New Roman"/>
                 <w:sz w:val="21"/>
               </w:rPr>
             </w:pPr>
@@ -1818,7 +1804,7 @@
         <w:tc>
           <w:tcPr>
             <w:tcW w:w="4600" w:type="dxa"/>
-            <w:gridSpan w:val="2"/>
+            <w:gridSpan w:val="4"/>
             <w:tcBorders>
               <w:top w:val="nil"/>
               <w:left w:val="nil"/>
@@ -1835,26 +1821,27 @@
           </w:tcPr>
           <w:p>
             <w:pPr>
-              <w:spacing w:line="290" w:lineRule="atLeast"/>
-              <w:rPr>
-                <w:rFonts w:ascii="Times New Roman" w:hAnsi="Times New Roman" w:hint="default"/>
-                <w:sz w:val="21"/>
-              </w:rPr>
-            </w:pPr>
-            <w:r>
-              <w:rPr>
-                <w:rFonts w:ascii="Times New Roman" w:eastAsia="宋体" w:hAnsi="Times New Roman" w:cs="宋体"/>
-                <w:b/>
-                <w:bCs/>
-                <w:sz w:val="21"/>
-              </w:rPr>
-              <w:t>银行营销数据分析项目</w:t>
+              <w:spacing w:line="290" w:lineRule="atLeast" w:before="0" w:after="0"/>
+              <w:rPr>
+                <w:rFonts w:ascii="Times New Roman" w:hAnsi="Times New Roman"/>
+                <w:sz w:val="21"/>
+              </w:rPr>
+            </w:pPr>
+            <w:r>
+              <w:rPr>
+                <w:rFonts w:ascii="Times New Roman" w:eastAsia="宋体" w:hAnsi="Times New Roman" w:cs="宋体"/>
+                <w:b/>
+                <w:bCs/>
+                <w:sz w:val="21"/>
+              </w:rPr>
+              <w:t xml:space="preserve">银行营销数据分析项目</w:t>
             </w:r>
           </w:p>
         </w:tc>
         <w:tc>
           <w:tcPr>
             <w:tcW w:w="2693" w:type="dxa"/>
+            <w:gridSpan w:val="2"/>
             <w:tcBorders>
               <w:top w:val="nil"/>
               <w:left w:val="nil"/>
@@ -1865,22 +1852,22 @@
           </w:tcPr>
           <w:p>
             <w:pPr>
-              <w:spacing w:line="290" w:lineRule="atLeast"/>
-              <w:rPr>
-                <w:rFonts w:ascii="Times New Roman" w:eastAsia="等线" w:hAnsi="Times New Roman" w:hint="default"/>
-                <w:b/>
-                <w:bCs/>
-                <w:sz w:val="21"/>
-              </w:rPr>
-            </w:pPr>
-            <w:r>
-              <w:rPr>
-                <w:rFonts w:ascii="Times New Roman" w:eastAsia="宋体" w:hAnsi="Times New Roman" w:cs="宋体"/>
-                <w:b/>
-                <w:bCs/>
-                <w:sz w:val="21"/>
-              </w:rPr>
-              <w:t>项目负责人</w:t>
+              <w:spacing w:line="290" w:lineRule="atLeast" w:before="0" w:after="0"/>
+              <w:rPr>
+                <w:rFonts w:ascii="Times New Roman" w:eastAsia="等线" w:hAnsi="Times New Roman"/>
+                <w:b/>
+                <w:bCs/>
+                <w:sz w:val="21"/>
+              </w:rPr>
+            </w:pPr>
+            <w:r>
+              <w:rPr>
+                <w:rFonts w:ascii="Times New Roman" w:eastAsia="宋体" w:hAnsi="Times New Roman" w:cs="宋体"/>
+                <w:b/>
+                <w:bCs/>
+                <w:sz w:val="21"/>
+              </w:rPr>
+              <w:t xml:space="preserve">独立完成</w:t>
             </w:r>
           </w:p>
         </w:tc>
@@ -1897,7 +1884,7 @@
           </w:tcPr>
           <w:p>
             <w:pPr>
-              <w:spacing w:line="290" w:lineRule="atLeast"/>
+              <w:spacing w:line="290" w:lineRule="atLeast" w:before="0" w:after="0"/>
               <w:rPr>
                 <w:rFonts w:ascii="Times New Roman" w:eastAsia="等线" w:hAnsi="Times New Roman" w:hint="default"/>
                 <w:b/>
@@ -1912,14 +1899,14 @@
                 <w:bCs/>
                 <w:sz w:val="21"/>
               </w:rPr>
-              <w:t>2026.04-2026.06</w:t>
+              <w:t xml:space="preserve">2026.04-2026.06</w:t>
             </w:r>
           </w:p>
         </w:tc>
       </w:tr>
       <w:tr>
         <w:trPr>
-          <w:gridAfter w:val="1"/>
+          <w:gridAfter w:val="2"/>
           <w:wAfter w:w="880" w:type="dxa"/>
           <w:jc w:val="center"/>
         </w:trPr>
@@ -1942,9 +1929,9 @@
           </w:tcPr>
           <w:p>
             <w:pPr>
-              <w:spacing w:line="290" w:lineRule="atLeast"/>
-              <w:rPr>
-                <w:rFonts w:ascii="Times New Roman" w:hAnsi="Times New Roman" w:hint="default"/>
+              <w:spacing w:line="290" w:lineRule="atLeast" w:before="0" w:after="0"/>
+              <w:rPr>
+                <w:rFonts w:ascii="Times New Roman" w:hAnsi="Times New Roman"/>
                 <w:sz w:val="21"/>
               </w:rPr>
             </w:pPr>
@@ -1953,7 +1940,7 @@
         <w:tc>
           <w:tcPr>
             <w:tcW w:w="10048" w:type="dxa"/>
-            <w:gridSpan w:val="4"/>
+            <w:gridSpan w:val="7"/>
             <w:tcBorders>
               <w:top w:val="nil"/>
               <w:left w:val="nil"/>
@@ -1974,7 +1961,7 @@
                 <w:ilvl w:val="0"/>
                 <w:numId w:val="9"/>
               </w:numPr>
-              <w:spacing w:line="290" w:lineRule="atLeast"/>
+              <w:spacing w:line="290" w:lineRule="atLeast" w:before="0" w:after="0"/>
               <w:rPr>
                 <w:rFonts w:ascii="Times New Roman" w:eastAsia="宋体" w:hAnsi="Times New Roman" w:cs="宋体" w:hint="default"/>
                 <w:sz w:val="21"/>
@@ -1985,35 +1972,35 @@
                 <w:rFonts w:ascii="Times New Roman" w:eastAsia="宋体" w:hAnsi="Times New Roman" w:cs="宋体"/>
                 <w:sz w:val="21"/>
               </w:rPr>
-              <w:t>基于</w:t>
-            </w:r>
-            <w:r>
-              <w:rPr>
-                <w:rFonts w:ascii="Times New Roman" w:eastAsia="宋体" w:hAnsi="Times New Roman"/>
-                <w:sz w:val="21"/>
-              </w:rPr>
-              <w:t>45211</w:t>
-            </w:r>
-            <w:r>
-              <w:rPr>
-                <w:rFonts w:ascii="Times New Roman" w:eastAsia="宋体" w:hAnsi="Times New Roman" w:cs="宋体"/>
-                <w:sz w:val="21"/>
-              </w:rPr>
-              <w:t>条真实营销数据，用</w:t>
-            </w:r>
-            <w:r>
-              <w:rPr>
-                <w:rFonts w:ascii="Times New Roman" w:eastAsia="宋体" w:hAnsi="Times New Roman"/>
-                <w:sz w:val="21"/>
-              </w:rPr>
-              <w:t>R</w:t>
-            </w:r>
-            <w:r>
-              <w:rPr>
-                <w:rFonts w:ascii="Times New Roman" w:eastAsia="宋体" w:hAnsi="Times New Roman" w:cs="宋体"/>
-                <w:sz w:val="21"/>
-              </w:rPr>
-              <w:t>完成数据清洗与多维度分层统计，绘制帕累托图、相关性热力图、转化瀑布图</w:t>
+              <w:t xml:space="preserve">基于</w:t>
+            </w:r>
+            <w:r>
+              <w:rPr>
+                <w:rFonts w:eastAsia="宋体" w:ascii="Times New Roman" w:hAnsi="Times New Roman"/>
+                <w:sz w:val="21"/>
+              </w:rPr>
+              <w:t xml:space="preserve">45211</w:t>
+            </w:r>
+            <w:r>
+              <w:rPr>
+                <w:rFonts w:ascii="Times New Roman" w:eastAsia="宋体" w:hAnsi="Times New Roman" w:cs="宋体"/>
+                <w:sz w:val="21"/>
+              </w:rPr>
+              <w:t xml:space="preserve">条真实营销数据，用</w:t>
+            </w:r>
+            <w:r>
+              <w:rPr>
+                <w:rFonts w:eastAsia="宋体" w:ascii="Times New Roman" w:hAnsi="Times New Roman"/>
+                <w:sz w:val="21"/>
+              </w:rPr>
+              <w:t xml:space="preserve">R</w:t>
+            </w:r>
+            <w:r>
+              <w:rPr>
+                <w:rFonts w:ascii="Times New Roman" w:eastAsia="宋体" w:hAnsi="Times New Roman" w:cs="宋体"/>
+                <w:sz w:val="21"/>
+              </w:rPr>
+              <w:t xml:space="preserve">完成数据清洗与多维度分层统计，绘制帕累托图、相关性热力图、转化瀑布图</w:t>
             </w:r>
           </w:p>
           <w:p>
@@ -2022,7 +2009,7 @@
                 <w:ilvl w:val="0"/>
                 <w:numId w:val="9"/>
               </w:numPr>
-              <w:spacing w:line="290" w:lineRule="atLeast"/>
+              <w:spacing w:line="290" w:lineRule="atLeast" w:before="0" w:after="0"/>
               <w:rPr>
                 <w:rFonts w:ascii="Times New Roman" w:eastAsia="宋体" w:hAnsi="Times New Roman" w:cs="宋体" w:hint="default"/>
                 <w:sz w:val="21"/>
@@ -2033,14 +2020,14 @@
                 <w:rFonts w:ascii="Times New Roman" w:eastAsia="宋体" w:hAnsi="Times New Roman" w:cs="宋体"/>
                 <w:sz w:val="21"/>
               </w:rPr>
-              <w:t>通过多维度统计呈现客户群体响应差异，定位营销流失关键环节，独立交付分析报告，具备数据处理与问题洞察能力</w:t>
+              <w:t xml:space="preserve">通过多维度统计呈现客户群体响应差异，定位营销流失关键环节，独立交付分析报告，具备数据处理与问题洞察能力</w:t>
             </w:r>
           </w:p>
         </w:tc>
       </w:tr>
       <w:tr>
         <w:trPr>
-          <w:gridAfter w:val="1"/>
+          <w:gridAfter w:val="2"/>
           <w:wAfter w:w="880" w:type="dxa"/>
           <w:jc w:val="center"/>
         </w:trPr>
@@ -2063,9 +2050,9 @@
           </w:tcPr>
           <w:p>
             <w:pPr>
-              <w:spacing w:line="290" w:lineRule="atLeast"/>
-              <w:rPr>
-                <w:rFonts w:ascii="Times New Roman" w:hAnsi="Times New Roman" w:hint="default"/>
+              <w:spacing w:line="290" w:lineRule="atLeast" w:before="0" w:after="0"/>
+              <w:rPr>
+                <w:rFonts w:ascii="Times New Roman" w:hAnsi="Times New Roman"/>
                 <w:sz w:val="21"/>
               </w:rPr>
             </w:pPr>
@@ -2074,7 +2061,7 @@
         <w:tc>
           <w:tcPr>
             <w:tcW w:w="4600" w:type="dxa"/>
-            <w:gridSpan w:val="2"/>
+            <w:gridSpan w:val="4"/>
             <w:tcBorders>
               <w:top w:val="nil"/>
               <w:left w:val="nil"/>
@@ -2091,35 +2078,36 @@
           </w:tcPr>
           <w:p>
             <w:pPr>
-              <w:spacing w:line="290" w:lineRule="atLeast"/>
-              <w:rPr>
-                <w:rFonts w:ascii="Times New Roman" w:hAnsi="Times New Roman" w:hint="default"/>
-                <w:sz w:val="21"/>
-              </w:rPr>
-            </w:pPr>
-            <w:r>
-              <w:rPr>
-                <w:rFonts w:ascii="Times New Roman" w:eastAsia="宋体" w:hAnsi="Times New Roman" w:cs="宋体"/>
-                <w:b/>
-                <w:bCs/>
-                <w:sz w:val="21"/>
-              </w:rPr>
-              <w:t>ERP</w:t>
-            </w:r>
-            <w:r>
-              <w:rPr>
-                <w:rFonts w:ascii="Times New Roman" w:eastAsia="宋体" w:hAnsi="Times New Roman" w:cs="宋体"/>
-                <w:b/>
-                <w:bCs/>
-                <w:sz w:val="21"/>
-              </w:rPr>
-              <w:t>采购与库存全流程模拟操作</w:t>
+              <w:spacing w:line="290" w:lineRule="atLeast" w:before="0" w:after="0"/>
+              <w:rPr>
+                <w:rFonts w:ascii="Times New Roman" w:hAnsi="Times New Roman"/>
+                <w:sz w:val="21"/>
+              </w:rPr>
+            </w:pPr>
+            <w:r>
+              <w:rPr>
+                <w:rFonts w:ascii="Times New Roman" w:eastAsia="宋体" w:hAnsi="Times New Roman" w:cs="宋体"/>
+                <w:b/>
+                <w:bCs/>
+                <w:sz w:val="21"/>
+              </w:rPr>
+              <w:t xml:space="preserve">ERP</w:t>
+            </w:r>
+            <w:r>
+              <w:rPr>
+                <w:rFonts w:ascii="Times New Roman" w:eastAsia="宋体" w:hAnsi="Times New Roman" w:cs="宋体"/>
+                <w:b/>
+                <w:bCs/>
+                <w:sz w:val="21"/>
+              </w:rPr>
+              <w:t xml:space="preserve">采购与库存全流程模拟操作</w:t>
             </w:r>
           </w:p>
         </w:tc>
         <w:tc>
           <w:tcPr>
             <w:tcW w:w="2693" w:type="dxa"/>
+            <w:gridSpan w:val="2"/>
             <w:tcBorders>
               <w:top w:val="nil"/>
               <w:left w:val="nil"/>
@@ -2130,22 +2118,22 @@
           </w:tcPr>
           <w:p>
             <w:pPr>
-              <w:spacing w:line="290" w:lineRule="atLeast"/>
-              <w:rPr>
-                <w:rFonts w:ascii="Times New Roman" w:eastAsia="等线" w:hAnsi="Times New Roman" w:hint="default"/>
-                <w:b/>
-                <w:bCs/>
-                <w:sz w:val="21"/>
-              </w:rPr>
-            </w:pPr>
-            <w:r>
-              <w:rPr>
-                <w:rFonts w:ascii="Times New Roman" w:eastAsia="宋体" w:hAnsi="Times New Roman" w:cs="宋体"/>
-                <w:b/>
-                <w:bCs/>
-                <w:sz w:val="21"/>
-              </w:rPr>
-              <w:t>课程实验・账套主管</w:t>
+              <w:spacing w:line="290" w:lineRule="atLeast" w:before="0" w:after="0"/>
+              <w:rPr>
+                <w:rFonts w:ascii="Times New Roman" w:eastAsia="等线" w:hAnsi="Times New Roman"/>
+                <w:b/>
+                <w:bCs/>
+                <w:sz w:val="21"/>
+              </w:rPr>
+            </w:pPr>
+            <w:r>
+              <w:rPr>
+                <w:rFonts w:ascii="Times New Roman" w:eastAsia="宋体" w:hAnsi="Times New Roman" w:cs="宋体"/>
+                <w:b/>
+                <w:bCs/>
+                <w:sz w:val="21"/>
+              </w:rPr>
+              <w:t xml:space="preserve">课程实验・账套主管</w:t>
             </w:r>
           </w:p>
         </w:tc>
@@ -2162,7 +2150,7 @@
           </w:tcPr>
           <w:p>
             <w:pPr>
-              <w:spacing w:line="290" w:lineRule="atLeast"/>
+              <w:spacing w:line="290" w:lineRule="atLeast" w:before="0" w:after="0"/>
               <w:rPr>
                 <w:rFonts w:ascii="Times New Roman" w:eastAsia="等线" w:hAnsi="Times New Roman" w:hint="default"/>
                 <w:b/>
@@ -2177,14 +2165,14 @@
                 <w:bCs/>
                 <w:sz w:val="21"/>
               </w:rPr>
-              <w:t>2025.03-2025.07</w:t>
+              <w:t xml:space="preserve">2025.03-2025.07</w:t>
             </w:r>
           </w:p>
         </w:tc>
       </w:tr>
       <w:tr>
         <w:trPr>
-          <w:gridAfter w:val="1"/>
+          <w:gridAfter w:val="2"/>
           <w:wAfter w:w="880" w:type="dxa"/>
           <w:jc w:val="center"/>
         </w:trPr>
@@ -2207,9 +2195,9 @@
           </w:tcPr>
           <w:p>
             <w:pPr>
-              <w:spacing w:line="290" w:lineRule="atLeast"/>
-              <w:rPr>
-                <w:rFonts w:ascii="Times New Roman" w:hAnsi="Times New Roman" w:hint="default"/>
+              <w:spacing w:line="290" w:lineRule="atLeast" w:before="0" w:after="0"/>
+              <w:rPr>
+                <w:rFonts w:ascii="Times New Roman" w:hAnsi="Times New Roman"/>
                 <w:sz w:val="21"/>
               </w:rPr>
             </w:pPr>
@@ -2218,7 +2206,7 @@
         <w:tc>
           <w:tcPr>
             <w:tcW w:w="10048" w:type="dxa"/>
-            <w:gridSpan w:val="4"/>
+            <w:gridSpan w:val="7"/>
             <w:tcBorders>
               <w:top w:val="nil"/>
               <w:left w:val="nil"/>
@@ -2239,7 +2227,7 @@
                 <w:ilvl w:val="0"/>
                 <w:numId w:val="9"/>
               </w:numPr>
-              <w:spacing w:line="290" w:lineRule="atLeast"/>
+              <w:spacing w:line="290" w:lineRule="atLeast" w:before="0" w:after="0"/>
               <w:rPr>
                 <w:rFonts w:ascii="Times New Roman" w:eastAsia="宋体" w:hAnsi="Times New Roman" w:cs="宋体" w:hint="default"/>
                 <w:sz w:val="21"/>
@@ -2250,35 +2238,35 @@
                 <w:rFonts w:ascii="Times New Roman" w:eastAsia="宋体" w:hAnsi="Times New Roman" w:cs="宋体"/>
                 <w:sz w:val="21"/>
               </w:rPr>
-              <w:t>以账套主管角色使用用友</w:t>
-            </w:r>
-            <w:r>
-              <w:rPr>
-                <w:rFonts w:ascii="Times New Roman" w:eastAsia="宋体" w:hAnsi="Times New Roman"/>
-                <w:sz w:val="21"/>
-              </w:rPr>
-              <w:t>U8+</w:t>
-            </w:r>
-            <w:r>
-              <w:rPr>
-                <w:rFonts w:ascii="Times New Roman" w:eastAsia="宋体" w:hAnsi="Times New Roman" w:cs="宋体"/>
-                <w:sz w:val="21"/>
-              </w:rPr>
-              <w:t>，以模拟贸易企业为对象，独立完成采购→入库→销售→出库→调拨→盘点→核算→凭证全流程操作，理解企业核心业务模块的运转逻辑与单据联动</w:t>
+              <w:t xml:space="preserve">以账套主管角色使用用友</w:t>
+            </w:r>
+            <w:r>
+              <w:rPr>
+                <w:rFonts w:eastAsia="宋体" w:ascii="Times New Roman" w:hAnsi="Times New Roman"/>
+                <w:sz w:val="21"/>
+              </w:rPr>
+              <w:t xml:space="preserve">U8+</w:t>
+            </w:r>
+            <w:r>
+              <w:rPr>
+                <w:rFonts w:ascii="Times New Roman" w:eastAsia="宋体" w:hAnsi="Times New Roman" w:cs="宋体"/>
+                <w:sz w:val="21"/>
+              </w:rPr>
+              <w:t xml:space="preserve">，以模拟贸易企业为对象，独立完成采购→入库→销售→出库→调拨→盘点→核算→凭证全流程操作，理解企业核心业务模块的运转逻辑与单据联动</w:t>
             </w:r>
           </w:p>
         </w:tc>
       </w:tr>
       <w:tr>
         <w:trPr>
-          <w:gridBefore w:val="2"/>
+          <w:gridBefore w:val="3"/>
           <w:wBefore w:w="879" w:type="dxa"/>
           <w:jc w:val="center"/>
         </w:trPr>
         <w:tc>
           <w:tcPr>
             <w:tcW w:w="10744" w:type="dxa"/>
-            <w:gridSpan w:val="4"/>
+            <w:gridSpan w:val="7"/>
             <w:tcBorders>
               <w:top w:val="nil"/>
               <w:left w:val="nil"/>
@@ -2296,10 +2284,7 @@
           </w:tcPr>
           <w:p>
             <w:pPr>
-              <w:spacing w:line="290" w:lineRule="atLeast"/>
-              <w:rPr>
-                <w:rFonts w:hint="default"/>
-              </w:rPr>
+              <w:spacing w:line="290" w:lineRule="atLeast" w:before="0" w:after="0"/>
             </w:pPr>
             <w:r>
               <w:rPr>
@@ -2313,27 +2298,26 @@
     </w:tbl>
     <w:p>
       <w:pPr>
-        <w:spacing w:line="290" w:lineRule="atLeast"/>
         <w:rPr>
-          <w:rFonts w:hint="default"/>
           <w:vanish/>
         </w:rPr>
+        <w:spacing w:line="290" w:lineRule="atLeast" w:before="0" w:after="0"/>
       </w:pPr>
     </w:p>
     <w:p>
       <w:pPr>
-        <w:spacing w:line="290" w:lineRule="atLeast"/>
         <w:rPr>
-          <w:rFonts w:hint="default"/>
           <w:vanish/>
           <w:sz w:val="21"/>
         </w:rPr>
+        <w:spacing w:line="290" w:lineRule="atLeast" w:before="0" w:after="0"/>
       </w:pPr>
     </w:p>
     <w:tbl>
       <w:tblPr>
         <w:tblW w:w="0" w:type="auto"/>
         <w:jc w:val="center"/>
+        <w:tblInd w:w="0" w:type="dxa"/>
         <w:tblLayout w:type="fixed"/>
         <w:tblCellMar>
           <w:left w:w="0" w:type="dxa"/>
@@ -2343,9 +2327,9 @@
       </w:tblPr>
       <w:tblGrid>
         <w:gridCol w:w="695"/>
-        <w:gridCol w:w="4600"/>
+        <w:gridCol w:w="3686"/>
         <w:gridCol w:w="2693"/>
-        <w:gridCol w:w="2755"/>
+        <w:gridCol w:w="3669"/>
       </w:tblGrid>
       <w:tr>
         <w:trPr>
@@ -2370,9 +2354,8 @@
           </w:tcPr>
           <w:p>
             <w:pPr>
-              <w:spacing w:line="290" w:lineRule="atLeast"/>
-              <w:rPr>
-                <w:rFonts w:hint="default"/>
+              <w:spacing w:line="290" w:lineRule="atLeast" w:before="0" w:after="0"/>
+              <w:rPr>
                 <w:sz w:val="21"/>
               </w:rPr>
             </w:pPr>
@@ -2397,22 +2380,21 @@
           </w:tcPr>
           <w:p>
             <w:pPr>
-              <w:spacing w:line="290" w:lineRule="atLeast"/>
-              <w:rPr>
-                <w:rFonts w:hint="default"/>
-                <w:b/>
-                <w:bCs/>
-                <w:sz w:val="21"/>
-              </w:rPr>
-            </w:pPr>
-            <w:r>
-              <w:rPr>
-                <w:rFonts w:ascii="Times New Roman" w:eastAsia="宋体" w:hAnsi="Times New Roman" w:cs="宋体"/>
-                <w:b/>
-                <w:bCs/>
-                <w:sz w:val="21"/>
-              </w:rPr>
-              <w:t>山东鱼跃尚成教育有限责任公司</w:t>
+              <w:spacing w:line="290" w:lineRule="atLeast" w:before="0" w:after="0"/>
+              <w:rPr>
+                <w:b/>
+                <w:bCs/>
+                <w:sz w:val="21"/>
+              </w:rPr>
+            </w:pPr>
+            <w:r>
+              <w:rPr>
+                <w:rFonts w:ascii="Times New Roman" w:eastAsia="宋体" w:hAnsi="Times New Roman" w:cs="宋体"/>
+                <w:b/>
+                <w:bCs/>
+                <w:sz w:val="21"/>
+              </w:rPr>
+              <w:t xml:space="preserve">山东鱼跃尚成教育有限责任公司</w:t>
             </w:r>
           </w:p>
         </w:tc>
@@ -2429,22 +2411,21 @@
           </w:tcPr>
           <w:p>
             <w:pPr>
-              <w:spacing w:line="290" w:lineRule="atLeast"/>
-              <w:rPr>
-                <w:rFonts w:hint="default"/>
-                <w:b/>
-                <w:bCs/>
-                <w:sz w:val="21"/>
-              </w:rPr>
-            </w:pPr>
-            <w:r>
-              <w:rPr>
-                <w:rFonts w:ascii="Times New Roman" w:eastAsia="宋体" w:hAnsi="Times New Roman" w:cs="宋体"/>
-                <w:b/>
-                <w:bCs/>
-                <w:sz w:val="21"/>
-              </w:rPr>
-              <w:t>项目助理（兼职）</w:t>
+              <w:spacing w:line="290" w:lineRule="atLeast" w:before="0" w:after="0"/>
+              <w:rPr>
+                <w:b/>
+                <w:bCs/>
+                <w:sz w:val="21"/>
+              </w:rPr>
+            </w:pPr>
+            <w:r>
+              <w:rPr>
+                <w:rFonts w:ascii="Times New Roman" w:eastAsia="宋体" w:hAnsi="Times New Roman" w:cs="宋体"/>
+                <w:b/>
+                <w:bCs/>
+                <w:sz w:val="21"/>
+              </w:rPr>
+              <w:t xml:space="preserve">项目助理（兼职）</w:t>
             </w:r>
           </w:p>
         </w:tc>
@@ -2461,7 +2442,7 @@
           </w:tcPr>
           <w:p>
             <w:pPr>
-              <w:spacing w:line="290" w:lineRule="atLeast"/>
+              <w:spacing w:line="290" w:lineRule="atLeast" w:before="0" w:after="0"/>
               <w:rPr>
                 <w:rFonts w:ascii="Times New Roman" w:eastAsia="等线" w:hAnsi="Times New Roman" w:hint="default"/>
                 <w:b/>
@@ -2476,7 +2457,7 @@
                 <w:bCs/>
                 <w:sz w:val="21"/>
               </w:rPr>
-              <w:t>2026.04 - 2026.07</w:t>
+              <w:t xml:space="preserve">2026.04 - 2026.07</w:t>
             </w:r>
           </w:p>
         </w:tc>
@@ -2504,9 +2485,9 @@
           </w:tcPr>
           <w:p>
             <w:pPr>
-              <w:spacing w:line="290" w:lineRule="atLeast"/>
-              <w:rPr>
-                <w:rFonts w:ascii="Times New Roman" w:hAnsi="Times New Roman" w:hint="default"/>
+              <w:spacing w:line="290" w:lineRule="atLeast" w:before="0" w:after="0"/>
+              <w:rPr>
+                <w:rFonts w:ascii="Times New Roman" w:hAnsi="Times New Roman"/>
                 <w:sz w:val="21"/>
               </w:rPr>
             </w:pPr>
@@ -2536,7 +2517,7 @@
                 <w:ilvl w:val="0"/>
                 <w:numId w:val="6"/>
               </w:numPr>
-              <w:spacing w:line="290" w:lineRule="atLeast"/>
+              <w:spacing w:line="290" w:lineRule="atLeast" w:before="0" w:after="0"/>
               <w:rPr>
                 <w:rFonts w:ascii="Times New Roman" w:eastAsia="宋体" w:hAnsi="Times New Roman" w:cs="宋体" w:hint="default"/>
                 <w:sz w:val="21"/>
@@ -2547,63 +2528,63 @@
                 <w:rFonts w:ascii="Times New Roman" w:eastAsia="宋体" w:hAnsi="Times New Roman" w:cs="宋体"/>
                 <w:sz w:val="21"/>
               </w:rPr>
-              <w:t>统筹</w:t>
-            </w:r>
-            <w:r>
-              <w:rPr>
-                <w:rFonts w:ascii="Times New Roman" w:eastAsia="宋体" w:hAnsi="Times New Roman"/>
-                <w:sz w:val="21"/>
-              </w:rPr>
-              <w:t>200+</w:t>
-            </w:r>
-            <w:r>
-              <w:rPr>
-                <w:rFonts w:ascii="Times New Roman" w:eastAsia="宋体" w:hAnsi="Times New Roman" w:cs="宋体"/>
-                <w:sz w:val="21"/>
-              </w:rPr>
-              <w:t>份学员申报材料的收集、核对与提交全流程，用</w:t>
-            </w:r>
-            <w:r>
-              <w:rPr>
-                <w:rFonts w:ascii="Times New Roman" w:eastAsia="宋体" w:hAnsi="Times New Roman"/>
-                <w:sz w:val="21"/>
-              </w:rPr>
-              <w:t>Excel</w:t>
-            </w:r>
-            <w:r>
-              <w:rPr>
-                <w:rFonts w:ascii="Times New Roman" w:eastAsia="宋体" w:hAnsi="Times New Roman" w:cs="宋体"/>
-                <w:sz w:val="21"/>
-              </w:rPr>
-              <w:t>搭建分类电子台账，建立“录入</w:t>
-            </w:r>
-            <w:r>
-              <w:rPr>
-                <w:rFonts w:ascii="Times New Roman" w:eastAsia="宋体" w:hAnsi="Times New Roman"/>
-                <w:sz w:val="21"/>
-              </w:rPr>
-              <w:t>-</w:t>
-            </w:r>
-            <w:r>
-              <w:rPr>
-                <w:rFonts w:ascii="Times New Roman" w:eastAsia="宋体" w:hAnsi="Times New Roman" w:cs="宋体"/>
-                <w:sz w:val="21"/>
-              </w:rPr>
-              <w:t>核对</w:t>
-            </w:r>
-            <w:r>
-              <w:rPr>
-                <w:rFonts w:ascii="Times New Roman" w:eastAsia="宋体" w:hAnsi="Times New Roman"/>
-                <w:sz w:val="21"/>
-              </w:rPr>
-              <w:t>-</w:t>
-            </w:r>
-            <w:r>
-              <w:rPr>
-                <w:rFonts w:ascii="Times New Roman" w:eastAsia="宋体" w:hAnsi="Times New Roman" w:cs="宋体"/>
-                <w:sz w:val="21"/>
-              </w:rPr>
-              <w:t>提交”三级校验机制，实现零差错交付</w:t>
+              <w:t xml:space="preserve">统筹</w:t>
+            </w:r>
+            <w:r>
+              <w:rPr>
+                <w:rFonts w:eastAsia="宋体" w:ascii="Times New Roman" w:hAnsi="Times New Roman"/>
+                <w:sz w:val="21"/>
+              </w:rPr>
+              <w:t xml:space="preserve">200+</w:t>
+            </w:r>
+            <w:r>
+              <w:rPr>
+                <w:rFonts w:ascii="Times New Roman" w:eastAsia="宋体" w:hAnsi="Times New Roman" w:cs="宋体"/>
+                <w:sz w:val="21"/>
+              </w:rPr>
+              <w:t xml:space="preserve">份学员申报材料的收集、核对与提交全流程，用</w:t>
+            </w:r>
+            <w:r>
+              <w:rPr>
+                <w:rFonts w:eastAsia="宋体" w:ascii="Times New Roman" w:hAnsi="Times New Roman"/>
+                <w:sz w:val="21"/>
+              </w:rPr>
+              <w:t xml:space="preserve">Excel</w:t>
+            </w:r>
+            <w:r>
+              <w:rPr>
+                <w:rFonts w:ascii="Times New Roman" w:eastAsia="宋体" w:hAnsi="Times New Roman" w:cs="宋体"/>
+                <w:sz w:val="21"/>
+              </w:rPr>
+              <w:t xml:space="preserve">搭建分类电子台账，建立“录入</w:t>
+            </w:r>
+            <w:r>
+              <w:rPr>
+                <w:rFonts w:eastAsia="宋体" w:ascii="Times New Roman" w:hAnsi="Times New Roman"/>
+                <w:sz w:val="21"/>
+              </w:rPr>
+              <w:t xml:space="preserve">-</w:t>
+            </w:r>
+            <w:r>
+              <w:rPr>
+                <w:rFonts w:ascii="Times New Roman" w:eastAsia="宋体" w:hAnsi="Times New Roman" w:cs="宋体"/>
+                <w:sz w:val="21"/>
+              </w:rPr>
+              <w:t xml:space="preserve">核对</w:t>
+            </w:r>
+            <w:r>
+              <w:rPr>
+                <w:rFonts w:eastAsia="宋体" w:ascii="Times New Roman" w:hAnsi="Times New Roman"/>
+                <w:sz w:val="21"/>
+              </w:rPr>
+              <w:t xml:space="preserve">-</w:t>
+            </w:r>
+            <w:r>
+              <w:rPr>
+                <w:rFonts w:ascii="Times New Roman" w:eastAsia="宋体" w:hAnsi="Times New Roman" w:cs="宋体"/>
+                <w:sz w:val="21"/>
+              </w:rPr>
+              <w:t xml:space="preserve">提交”三级校验机制，实现零差错交付</w:t>
             </w:r>
           </w:p>
           <w:p>
@@ -2612,7 +2593,7 @@
                 <w:ilvl w:val="0"/>
                 <w:numId w:val="6"/>
               </w:numPr>
-              <w:spacing w:line="290" w:lineRule="atLeast"/>
+              <w:spacing w:line="290" w:lineRule="atLeast" w:before="0" w:after="0"/>
               <w:rPr>
                 <w:rFonts w:ascii="Times New Roman" w:eastAsia="宋体" w:hAnsi="Times New Roman" w:cs="宋体" w:hint="default"/>
                 <w:sz w:val="21"/>
@@ -2623,7 +2604,7 @@
                 <w:rFonts w:ascii="Times New Roman" w:eastAsia="宋体" w:hAnsi="Times New Roman" w:cs="宋体"/>
                 <w:sz w:val="21"/>
               </w:rPr>
-              <w:t>对接各部门同步项目推进进度，按月汇总执行数据形成工作小结，梳理并标准化资料审核与报批流程</w:t>
+              <w:t xml:space="preserve">对接各部门同步项目推进进度，按月汇总执行数据形成工作小结，梳理并标准化资料审核与报批流程</w:t>
             </w:r>
           </w:p>
           <w:p>
@@ -2632,7 +2613,7 @@
                 <w:ilvl w:val="0"/>
                 <w:numId w:val="6"/>
               </w:numPr>
-              <w:spacing w:line="290" w:lineRule="atLeast"/>
+              <w:spacing w:line="290" w:lineRule="atLeast" w:before="0" w:after="0"/>
               <w:rPr>
                 <w:rFonts w:ascii="Times New Roman" w:eastAsia="宋体" w:hAnsi="Times New Roman" w:cs="宋体" w:hint="default"/>
                 <w:sz w:val="21"/>
@@ -2643,7 +2624,7 @@
                 <w:rFonts w:ascii="Times New Roman" w:eastAsia="宋体" w:hAnsi="Times New Roman" w:cs="宋体"/>
                 <w:sz w:val="21"/>
               </w:rPr>
-              <w:t>建立可检索的文档归档体系，统一收纳各类申报单据并分类存档，提升团队协作与材料调取效率</w:t>
+              <w:t xml:space="preserve">建立可检索的文档归档体系，统一收纳各类申报单据并分类存档，提升团队协作与材料调取效率</w:t>
             </w:r>
           </w:p>
         </w:tc>
@@ -2671,9 +2652,8 @@
           </w:tcPr>
           <w:p>
             <w:pPr>
-              <w:spacing w:line="290" w:lineRule="atLeast"/>
-              <w:rPr>
-                <w:rFonts w:hint="default"/>
+              <w:spacing w:line="290" w:lineRule="atLeast" w:before="0" w:after="0"/>
+              <w:rPr>
                 <w:sz w:val="21"/>
               </w:rPr>
             </w:pPr>
@@ -2698,22 +2678,21 @@
           </w:tcPr>
           <w:p>
             <w:pPr>
-              <w:spacing w:line="290" w:lineRule="atLeast"/>
-              <w:rPr>
-                <w:rFonts w:hint="default"/>
-                <w:b/>
-                <w:bCs/>
-                <w:sz w:val="21"/>
-              </w:rPr>
-            </w:pPr>
-            <w:r>
-              <w:rPr>
-                <w:rFonts w:ascii="Times New Roman" w:eastAsia="宋体" w:hAnsi="Times New Roman" w:cs="宋体"/>
-                <w:b/>
-                <w:bCs/>
-                <w:sz w:val="21"/>
-              </w:rPr>
-              <w:t>瑞幸咖啡</w:t>
+              <w:spacing w:line="290" w:lineRule="atLeast" w:before="0" w:after="0"/>
+              <w:rPr>
+                <w:b/>
+                <w:bCs/>
+                <w:sz w:val="21"/>
+              </w:rPr>
+            </w:pPr>
+            <w:r>
+              <w:rPr>
+                <w:rFonts w:ascii="Times New Roman" w:eastAsia="宋体" w:hAnsi="Times New Roman" w:cs="宋体"/>
+                <w:b/>
+                <w:bCs/>
+                <w:sz w:val="21"/>
+              </w:rPr>
+              <w:t xml:space="preserve">瑞幸咖啡</w:t>
             </w:r>
           </w:p>
         </w:tc>
@@ -2730,22 +2709,21 @@
           </w:tcPr>
           <w:p>
             <w:pPr>
-              <w:spacing w:line="290" w:lineRule="atLeast"/>
-              <w:rPr>
-                <w:rFonts w:hint="default"/>
-                <w:b/>
-                <w:bCs/>
-                <w:sz w:val="21"/>
-              </w:rPr>
-            </w:pPr>
-            <w:r>
-              <w:rPr>
-                <w:rFonts w:ascii="Times New Roman" w:eastAsia="宋体" w:hAnsi="Times New Roman" w:cs="宋体"/>
-                <w:b/>
-                <w:bCs/>
-                <w:sz w:val="21"/>
-              </w:rPr>
-              <w:t>咖啡师（兼职）</w:t>
+              <w:spacing w:line="290" w:lineRule="atLeast" w:before="0" w:after="0"/>
+              <w:rPr>
+                <w:b/>
+                <w:bCs/>
+                <w:sz w:val="21"/>
+              </w:rPr>
+            </w:pPr>
+            <w:r>
+              <w:rPr>
+                <w:rFonts w:ascii="Times New Roman" w:eastAsia="宋体" w:hAnsi="Times New Roman" w:cs="宋体"/>
+                <w:b/>
+                <w:bCs/>
+                <w:sz w:val="21"/>
+              </w:rPr>
+              <w:t xml:space="preserve">咖啡师（兼职）</w:t>
             </w:r>
           </w:p>
         </w:tc>
@@ -2762,7 +2740,7 @@
           </w:tcPr>
           <w:p>
             <w:pPr>
-              <w:spacing w:line="290" w:lineRule="atLeast"/>
+              <w:spacing w:line="290" w:lineRule="atLeast" w:before="0" w:after="0"/>
               <w:rPr>
                 <w:rFonts w:ascii="Times New Roman" w:eastAsia="等线" w:hAnsi="Times New Roman" w:hint="default"/>
                 <w:b/>
@@ -2777,7 +2755,7 @@
                 <w:bCs/>
                 <w:sz w:val="21"/>
               </w:rPr>
-              <w:t>2023.07 - 2023.09</w:t>
+              <w:t xml:space="preserve">2023.07 - 2023.09</w:t>
             </w:r>
           </w:p>
         </w:tc>
@@ -2805,9 +2783,9 @@
           </w:tcPr>
           <w:p>
             <w:pPr>
-              <w:spacing w:line="290" w:lineRule="atLeast"/>
-              <w:rPr>
-                <w:rFonts w:ascii="Times New Roman" w:hAnsi="Times New Roman" w:hint="default"/>
+              <w:spacing w:line="290" w:lineRule="atLeast" w:before="0" w:after="0"/>
+              <w:rPr>
+                <w:rFonts w:ascii="Times New Roman" w:hAnsi="Times New Roman"/>
                 <w:sz w:val="21"/>
               </w:rPr>
             </w:pPr>
@@ -2837,7 +2815,7 @@
                 <w:ilvl w:val="0"/>
                 <w:numId w:val="6"/>
               </w:numPr>
-              <w:spacing w:line="290" w:lineRule="atLeast"/>
+              <w:spacing w:line="290" w:lineRule="atLeast" w:before="0" w:after="0"/>
               <w:rPr>
                 <w:rFonts w:ascii="Times New Roman" w:eastAsia="宋体" w:hAnsi="Times New Roman" w:cs="宋体" w:hint="default"/>
                 <w:sz w:val="21"/>
@@ -2848,7 +2826,7 @@
                 <w:rFonts w:ascii="Times New Roman" w:eastAsia="宋体" w:hAnsi="Times New Roman" w:cs="宋体"/>
                 <w:sz w:val="21"/>
               </w:rPr>
-              <w:t>负责门店数十种原辅料的日常盘点与效期管理，核对交接班出入库单据，保持库存账实一致</w:t>
+              <w:t xml:space="preserve">负责门店数十种原辅料的日常盘点与效期管理，核对交接班出入库单据，保持库存账实一致</w:t>
             </w:r>
           </w:p>
           <w:p>
@@ -2857,7 +2835,7 @@
                 <w:ilvl w:val="0"/>
                 <w:numId w:val="6"/>
               </w:numPr>
-              <w:spacing w:line="290" w:lineRule="atLeast"/>
+              <w:spacing w:line="290" w:lineRule="atLeast" w:before="0" w:after="0"/>
               <w:rPr>
                 <w:rFonts w:ascii="Times New Roman" w:eastAsia="宋体" w:hAnsi="Times New Roman" w:cs="宋体" w:hint="default"/>
                 <w:sz w:val="21"/>
@@ -2868,7 +2846,7 @@
                 <w:rFonts w:ascii="Times New Roman" w:eastAsia="宋体" w:hAnsi="Times New Roman" w:cs="宋体"/>
                 <w:sz w:val="21"/>
               </w:rPr>
-              <w:t>根据销售消耗规律提醒仓库解冻备货，降低物料损耗与缺货风险；按运营标准完成日常出品与客诉处理，具备一线执行与团队协作经验</w:t>
+              <w:t xml:space="preserve">根据销售消耗规律提醒仓库解冻备货，降低物料损耗与缺货风险；按运营标准完成日常出品与客诉处理，具备一线执行与团队协作经验</w:t>
             </w:r>
           </w:p>
         </w:tc>
@@ -2876,67 +2854,68 @@
     </w:tbl>
     <w:p>
       <w:pPr>
-        <w:spacing w:line="290" w:lineRule="atLeast"/>
         <w:rPr>
-          <w:rFonts w:ascii="Times New Roman" w:hAnsi="Times New Roman" w:hint="default"/>
+          <w:rFonts w:ascii="Times New Roman" w:hAnsi="Times New Roman"/>
           <w:vanish/>
           <w:sz w:val="21"/>
         </w:rPr>
+        <w:spacing w:line="290" w:lineRule="atLeast" w:before="0" w:after="0"/>
       </w:pPr>
     </w:p>
     <w:p>
       <w:pPr>
-        <w:spacing w:line="290" w:lineRule="atLeast"/>
         <w:rPr>
-          <w:rFonts w:ascii="Times New Roman" w:hAnsi="Times New Roman" w:hint="default"/>
+          <w:rFonts w:ascii="Times New Roman" w:hAnsi="Times New Roman"/>
           <w:vanish/>
           <w:sz w:val="21"/>
         </w:rPr>
+        <w:spacing w:line="290" w:lineRule="atLeast" w:before="0" w:after="0"/>
       </w:pPr>
     </w:p>
     <w:p>
       <w:pPr>
-        <w:spacing w:line="290" w:lineRule="atLeast"/>
         <w:rPr>
-          <w:rFonts w:ascii="Times New Roman" w:hAnsi="Times New Roman" w:hint="default"/>
+          <w:rFonts w:ascii="Times New Roman" w:hAnsi="Times New Roman"/>
           <w:vanish/>
           <w:sz w:val="21"/>
         </w:rPr>
+        <w:spacing w:line="290" w:lineRule="atLeast" w:before="0" w:after="0"/>
       </w:pPr>
     </w:p>
     <w:p>
       <w:pPr>
-        <w:spacing w:line="290" w:lineRule="atLeast"/>
         <w:rPr>
-          <w:rFonts w:ascii="Times New Roman" w:hAnsi="Times New Roman" w:hint="default"/>
+          <w:rFonts w:ascii="Times New Roman" w:hAnsi="Times New Roman"/>
           <w:vanish/>
           <w:sz w:val="2"/>
         </w:rPr>
+        <w:spacing w:line="290" w:lineRule="atLeast" w:before="0" w:after="0"/>
       </w:pPr>
     </w:p>
     <w:p>
       <w:pPr>
-        <w:spacing w:line="290" w:lineRule="atLeast"/>
         <w:rPr>
-          <w:rFonts w:ascii="Times New Roman" w:hAnsi="Times New Roman" w:hint="default"/>
+          <w:rFonts w:ascii="Times New Roman" w:hAnsi="Times New Roman"/>
           <w:vanish/>
         </w:rPr>
+        <w:spacing w:line="290" w:lineRule="atLeast" w:before="0" w:after="0"/>
       </w:pPr>
     </w:p>
     <w:p>
       <w:pPr>
-        <w:spacing w:line="290" w:lineRule="atLeast"/>
         <w:rPr>
-          <w:rFonts w:ascii="Times New Roman" w:hAnsi="Times New Roman" w:hint="default"/>
+          <w:rFonts w:ascii="Times New Roman" w:hAnsi="Times New Roman"/>
           <w:vanish/>
           <w:sz w:val="21"/>
         </w:rPr>
+        <w:spacing w:line="290" w:lineRule="atLeast" w:before="0" w:after="0"/>
       </w:pPr>
     </w:p>
     <w:tbl>
       <w:tblPr>
         <w:tblW w:w="0" w:type="auto"/>
         <w:jc w:val="center"/>
+        <w:tblInd w:w="0" w:type="dxa"/>
         <w:tblLayout w:type="fixed"/>
         <w:tblCellMar>
           <w:left w:w="0" w:type="dxa"/>
@@ -2971,18 +2950,18 @@
           </w:tcPr>
           <w:p>
             <w:pPr>
-              <w:spacing w:line="290" w:lineRule="atLeast"/>
-              <w:rPr>
-                <w:rFonts w:ascii="Times New Roman" w:hAnsi="Times New Roman" w:hint="default"/>
-              </w:rPr>
-            </w:pPr>
-            <w:r>
-              <w:rPr>
-                <w:rFonts w:ascii="Times New Roman" w:eastAsia="宋体" w:hAnsi="Times New Roman" w:cs="宋体"/>
-                <w:b/>
-                <w:bCs/>
-              </w:rPr>
-              <w:t>综合技能</w:t>
+              <w:spacing w:before="0" w:after="0" w:line="290" w:lineRule="atLeast"/>
+              <w:rPr>
+                <w:rFonts w:ascii="Times New Roman" w:hAnsi="Times New Roman"/>
+              </w:rPr>
+            </w:pPr>
+            <w:r>
+              <w:rPr>
+                <w:rFonts w:ascii="Times New Roman" w:eastAsia="宋体" w:hAnsi="Times New Roman" w:cs="宋体"/>
+                <w:b/>
+                <w:bCs/>
+              </w:rPr>
+              <w:t xml:space="preserve">综合技能</w:t>
             </w:r>
           </w:p>
         </w:tc>
@@ -2990,17 +2969,18 @@
     </w:tbl>
     <w:p>
       <w:pPr>
-        <w:spacing w:line="290" w:lineRule="atLeast"/>
         <w:rPr>
-          <w:rFonts w:ascii="Times New Roman" w:hAnsi="Times New Roman" w:hint="default"/>
+          <w:rFonts w:ascii="Times New Roman" w:hAnsi="Times New Roman"/>
           <w:vanish/>
         </w:rPr>
+        <w:spacing w:line="290" w:lineRule="atLeast" w:before="0" w:after="0"/>
       </w:pPr>
     </w:p>
     <w:tbl>
       <w:tblPr>
         <w:tblW w:w="0" w:type="auto"/>
         <w:jc w:val="center"/>
+        <w:tblInd w:w="0" w:type="dxa"/>
         <w:tblLayout w:type="fixed"/>
         <w:tblCellMar>
           <w:left w:w="0" w:type="dxa"/>
@@ -3014,7 +2994,7 @@
       </w:tblGrid>
       <w:tr>
         <w:trPr>
-          <w:trHeight w:val="2006"/>
+          <w:trHeight w:val="1843"/>
           <w:jc w:val="center"/>
         </w:trPr>
         <w:tc>
@@ -3036,9 +3016,9 @@
           </w:tcPr>
           <w:p>
             <w:pPr>
-              <w:spacing w:line="290" w:lineRule="atLeast"/>
-              <w:rPr>
-                <w:rFonts w:ascii="Times New Roman" w:hAnsi="Times New Roman" w:hint="default"/>
+              <w:spacing w:before="0" w:after="0" w:line="290" w:lineRule="atLeast"/>
+              <w:rPr>
+                <w:rFonts w:ascii="Times New Roman" w:hAnsi="Times New Roman"/>
                 <w:sz w:val="21"/>
               </w:rPr>
             </w:pPr>
@@ -3063,7 +3043,7 @@
           </w:tcPr>
           <w:p>
             <w:pPr>
-              <w:spacing w:line="290" w:lineRule="atLeast"/>
+              <w:spacing w:line="290" w:lineRule="atLeast" w:before="0" w:after="0"/>
               <w:rPr>
                 <w:rFonts w:ascii="Times New Roman" w:eastAsia="宋体" w:hAnsi="Times New Roman" w:cs="宋体" w:hint="default"/>
                 <w:b/>
@@ -3078,61 +3058,61 @@
                 <w:bCs/>
                 <w:sz w:val="21"/>
               </w:rPr>
-              <w:t>办公软件：</w:t>
-            </w:r>
-            <w:r>
-              <w:rPr>
-                <w:rFonts w:ascii="Times New Roman" w:eastAsia="宋体" w:hAnsi="Times New Roman"/>
-                <w:sz w:val="21"/>
-              </w:rPr>
-              <w:t>Excel</w:t>
-            </w:r>
-            <w:r>
-              <w:rPr>
-                <w:rFonts w:ascii="Times New Roman" w:eastAsia="宋体" w:hAnsi="Times New Roman" w:cs="宋体"/>
-                <w:sz w:val="21"/>
-              </w:rPr>
-              <w:t>（数据透视表、</w:t>
-            </w:r>
-            <w:r>
-              <w:rPr>
-                <w:rFonts w:ascii="Times New Roman" w:eastAsia="宋体" w:hAnsi="Times New Roman"/>
-                <w:sz w:val="21"/>
-              </w:rPr>
-              <w:t>VLOOKUP</w:t>
-            </w:r>
-            <w:r>
-              <w:rPr>
-                <w:rFonts w:ascii="Times New Roman" w:eastAsia="宋体" w:hAnsi="Times New Roman" w:cs="宋体"/>
-                <w:sz w:val="21"/>
-              </w:rPr>
-              <w:t>、函数公式、电子台账搭建、图表可视化）、</w:t>
-            </w:r>
-            <w:r>
-              <w:rPr>
-                <w:rFonts w:ascii="Times New Roman" w:eastAsia="宋体" w:hAnsi="Times New Roman"/>
-                <w:sz w:val="21"/>
-              </w:rPr>
-              <w:t>Word</w:t>
-            </w:r>
-            <w:r>
-              <w:rPr>
-                <w:rFonts w:ascii="Times New Roman" w:eastAsia="宋体" w:hAnsi="Times New Roman" w:cs="宋体"/>
-                <w:sz w:val="21"/>
-              </w:rPr>
-              <w:t>、</w:t>
-            </w:r>
-            <w:r>
-              <w:rPr>
-                <w:rFonts w:ascii="Times New Roman" w:eastAsia="宋体" w:hAnsi="Times New Roman"/>
-                <w:sz w:val="21"/>
-              </w:rPr>
-              <w:t>PPT</w:t>
-            </w:r>
-          </w:p>
-          <w:p>
-            <w:pPr>
-              <w:spacing w:line="290" w:lineRule="atLeast"/>
+              <w:t xml:space="preserve">办公软件：</w:t>
+            </w:r>
+            <w:r>
+              <w:rPr>
+                <w:rFonts w:eastAsia="宋体" w:ascii="Times New Roman" w:hAnsi="Times New Roman"/>
+                <w:sz w:val="21"/>
+              </w:rPr>
+              <w:t xml:space="preserve">Excel</w:t>
+            </w:r>
+            <w:r>
+              <w:rPr>
+                <w:rFonts w:ascii="Times New Roman" w:eastAsia="宋体" w:hAnsi="Times New Roman" w:cs="宋体"/>
+                <w:sz w:val="21"/>
+              </w:rPr>
+              <w:t xml:space="preserve">（数据透视表、</w:t>
+            </w:r>
+            <w:r>
+              <w:rPr>
+                <w:rFonts w:eastAsia="宋体" w:ascii="Times New Roman" w:hAnsi="Times New Roman"/>
+                <w:sz w:val="21"/>
+              </w:rPr>
+              <w:t xml:space="preserve">VLOOKUP</w:t>
+            </w:r>
+            <w:r>
+              <w:rPr>
+                <w:rFonts w:ascii="Times New Roman" w:eastAsia="宋体" w:hAnsi="Times New Roman" w:cs="宋体"/>
+                <w:sz w:val="21"/>
+              </w:rPr>
+              <w:t xml:space="preserve">、函数公式、电子台账搭建、图表可视化）、</w:t>
+            </w:r>
+            <w:r>
+              <w:rPr>
+                <w:rFonts w:eastAsia="宋体" w:ascii="Times New Roman" w:hAnsi="Times New Roman"/>
+                <w:sz w:val="21"/>
+              </w:rPr>
+              <w:t xml:space="preserve">Word</w:t>
+            </w:r>
+            <w:r>
+              <w:rPr>
+                <w:rFonts w:ascii="Times New Roman" w:eastAsia="宋体" w:hAnsi="Times New Roman" w:cs="宋体"/>
+                <w:sz w:val="21"/>
+              </w:rPr>
+              <w:t xml:space="preserve">、</w:t>
+            </w:r>
+            <w:r>
+              <w:rPr>
+                <w:rFonts w:eastAsia="宋体" w:ascii="Times New Roman" w:hAnsi="Times New Roman"/>
+                <w:sz w:val="21"/>
+              </w:rPr>
+              <w:t xml:space="preserve">PPT</w:t>
+            </w:r>
+          </w:p>
+          <w:p>
+            <w:pPr>
+              <w:spacing w:line="290" w:lineRule="atLeast" w:before="0" w:after="0"/>
               <w:rPr>
                 <w:rFonts w:ascii="Times New Roman" w:eastAsia="宋体" w:hAnsi="Times New Roman" w:cs="宋体" w:hint="default"/>
                 <w:b/>
@@ -3147,96 +3127,96 @@
                 <w:bCs/>
                 <w:sz w:val="21"/>
               </w:rPr>
-              <w:t>数据工具：</w:t>
-            </w:r>
-            <w:r>
-              <w:rPr>
-                <w:rFonts w:ascii="Times New Roman" w:eastAsia="宋体" w:hAnsi="Times New Roman"/>
-                <w:sz w:val="21"/>
-              </w:rPr>
-              <w:t>Python</w:t>
-            </w:r>
-            <w:r>
-              <w:rPr>
-                <w:rFonts w:ascii="Times New Roman" w:eastAsia="宋体" w:hAnsi="Times New Roman" w:cs="宋体"/>
-                <w:sz w:val="21"/>
-              </w:rPr>
-              <w:t>（</w:t>
-            </w:r>
-            <w:r>
-              <w:rPr>
-                <w:rFonts w:ascii="Times New Roman" w:eastAsia="宋体" w:hAnsi="Times New Roman"/>
-                <w:sz w:val="21"/>
-              </w:rPr>
-              <w:t>pandas</w:t>
-            </w:r>
-            <w:r>
-              <w:rPr>
-                <w:rFonts w:ascii="Times New Roman" w:eastAsia="宋体" w:hAnsi="Times New Roman" w:cs="宋体"/>
-                <w:sz w:val="21"/>
-              </w:rPr>
-              <w:t>数据处理）、</w:t>
-            </w:r>
-            <w:r>
-              <w:rPr>
-                <w:rFonts w:ascii="Times New Roman" w:eastAsia="宋体" w:hAnsi="Times New Roman"/>
-                <w:sz w:val="21"/>
-              </w:rPr>
-              <w:t>R</w:t>
-            </w:r>
-            <w:r>
-              <w:rPr>
-                <w:rFonts w:ascii="Times New Roman" w:eastAsia="宋体" w:hAnsi="Times New Roman" w:cs="宋体"/>
-                <w:sz w:val="21"/>
-              </w:rPr>
-              <w:t>（统计分析）、</w:t>
-            </w:r>
-            <w:r>
-              <w:rPr>
-                <w:rFonts w:ascii="Times New Roman" w:eastAsia="宋体" w:hAnsi="Times New Roman"/>
-                <w:sz w:val="21"/>
-              </w:rPr>
-              <w:t>SPSS</w:t>
-            </w:r>
-            <w:r>
-              <w:rPr>
-                <w:rFonts w:ascii="Times New Roman" w:eastAsia="宋体" w:hAnsi="Times New Roman" w:cs="宋体"/>
-                <w:sz w:val="21"/>
-              </w:rPr>
-              <w:t>（问卷分析），累计处理</w:t>
-            </w:r>
-            <w:r>
-              <w:rPr>
-                <w:rFonts w:ascii="Times New Roman" w:eastAsia="宋体" w:hAnsi="Times New Roman"/>
-                <w:sz w:val="21"/>
-              </w:rPr>
-              <w:t>4.5</w:t>
-            </w:r>
-            <w:r>
-              <w:rPr>
-                <w:rFonts w:ascii="Times New Roman" w:eastAsia="宋体" w:hAnsi="Times New Roman" w:cs="宋体"/>
-                <w:sz w:val="21"/>
-              </w:rPr>
-              <w:t>万</w:t>
-            </w:r>
-            <w:r>
-              <w:rPr>
-                <w:rFonts w:ascii="Times New Roman" w:eastAsia="宋体" w:hAnsi="Times New Roman"/>
-                <w:sz w:val="21"/>
-              </w:rPr>
-              <w:t>+</w:t>
-            </w:r>
-            <w:r>
-              <w:rPr>
-                <w:rFonts w:ascii="Times New Roman" w:eastAsia="宋体" w:hAnsi="Times New Roman" w:cs="宋体"/>
-                <w:sz w:val="21"/>
-              </w:rPr>
-              <w:t>条业务数据</w:t>
-            </w:r>
-          </w:p>
-          <w:p>
-            <w:pPr>
-              <w:spacing w:line="290" w:lineRule="atLeast"/>
+              <w:t xml:space="preserve">数据工具：</w:t>
+            </w:r>
+            <w:r>
+              <w:rPr>
+                <w:rFonts w:eastAsia="宋体" w:ascii="Times New Roman" w:hAnsi="Times New Roman"/>
+                <w:sz w:val="21"/>
+              </w:rPr>
+              <w:t xml:space="preserve">Python</w:t>
+            </w:r>
+            <w:r>
+              <w:rPr>
+                <w:rFonts w:ascii="Times New Roman" w:eastAsia="宋体" w:hAnsi="Times New Roman" w:cs="宋体"/>
+                <w:sz w:val="21"/>
+              </w:rPr>
+              <w:t xml:space="preserve">（</w:t>
+            </w:r>
+            <w:r>
+              <w:rPr>
+                <w:rFonts w:eastAsia="宋体" w:ascii="Times New Roman" w:hAnsi="Times New Roman"/>
+                <w:sz w:val="21"/>
+              </w:rPr>
+              <w:t xml:space="preserve">pandas</w:t>
+            </w:r>
+            <w:r>
+              <w:rPr>
+                <w:rFonts w:ascii="Times New Roman" w:eastAsia="宋体" w:hAnsi="Times New Roman" w:cs="宋体"/>
+                <w:sz w:val="21"/>
+              </w:rPr>
+              <w:t xml:space="preserve">数据处理）、</w:t>
+            </w:r>
+            <w:r>
+              <w:rPr>
+                <w:rFonts w:eastAsia="宋体" w:ascii="Times New Roman" w:hAnsi="Times New Roman"/>
+                <w:sz w:val="21"/>
+              </w:rPr>
+              <w:t xml:space="preserve">R</w:t>
+            </w:r>
+            <w:r>
+              <w:rPr>
+                <w:rFonts w:ascii="Times New Roman" w:eastAsia="宋体" w:hAnsi="Times New Roman" w:cs="宋体"/>
+                <w:sz w:val="21"/>
+              </w:rPr>
+              <w:t xml:space="preserve">（统计分析）、</w:t>
+            </w:r>
+            <w:r>
+              <w:rPr>
+                <w:rFonts w:eastAsia="宋体" w:ascii="Times New Roman" w:hAnsi="Times New Roman"/>
+                <w:sz w:val="21"/>
+              </w:rPr>
+              <w:t xml:space="preserve">SPSS</w:t>
+            </w:r>
+            <w:r>
+              <w:rPr>
+                <w:rFonts w:ascii="Times New Roman" w:eastAsia="宋体" w:hAnsi="Times New Roman" w:cs="宋体"/>
+                <w:sz w:val="21"/>
+              </w:rPr>
+              <w:t xml:space="preserve">（问卷分析），累计处理</w:t>
+            </w:r>
+            <w:r>
+              <w:rPr>
+                <w:rFonts w:eastAsia="宋体" w:ascii="Times New Roman" w:hAnsi="Times New Roman"/>
+                <w:sz w:val="21"/>
+              </w:rPr>
+              <w:t xml:space="preserve">4.5</w:t>
+            </w:r>
+            <w:r>
+              <w:rPr>
+                <w:rFonts w:ascii="Times New Roman" w:eastAsia="宋体" w:hAnsi="Times New Roman" w:cs="宋体"/>
+                <w:sz w:val="21"/>
+              </w:rPr>
+              <w:t xml:space="preserve">万</w:t>
+            </w:r>
+            <w:r>
+              <w:rPr>
+                <w:rFonts w:eastAsia="宋体" w:ascii="Times New Roman" w:hAnsi="Times New Roman"/>
+                <w:sz w:val="21"/>
+              </w:rPr>
+              <w:t xml:space="preserve">+</w:t>
+            </w:r>
+            <w:r>
+              <w:rPr>
+                <w:rFonts w:ascii="Times New Roman" w:eastAsia="宋体" w:hAnsi="Times New Roman" w:cs="宋体"/>
+                <w:sz w:val="21"/>
+              </w:rPr>
+              <w:t xml:space="preserve">条业务数据</w:t>
+            </w:r>
+          </w:p>
+          <w:p>
+            <w:pPr>
+              <w:spacing w:line="290" w:lineRule="atLeast" w:before="0" w:after="0"/>
               <w:rPr>
                 <w:rFonts w:ascii="Times New Roman" w:eastAsia="宋体" w:hAnsi="Times New Roman" w:cs="宋体" w:hint="default"/>
                 <w:b/>
@@ -3251,75 +3231,75 @@
                 <w:bCs/>
                 <w:sz w:val="21"/>
               </w:rPr>
-              <w:t>业务系统：</w:t>
-            </w:r>
-            <w:r>
-              <w:rPr>
-                <w:rFonts w:ascii="Times New Roman" w:eastAsia="宋体" w:hAnsi="Times New Roman" w:cs="宋体"/>
-                <w:sz w:val="21"/>
-              </w:rPr>
-              <w:t>用友</w:t>
-            </w:r>
-            <w:r>
-              <w:rPr>
-                <w:rFonts w:ascii="Times New Roman" w:eastAsia="宋体" w:hAnsi="Times New Roman"/>
-                <w:sz w:val="21"/>
-              </w:rPr>
-              <w:t>U8+ ERP</w:t>
-            </w:r>
-            <w:r>
-              <w:rPr>
-                <w:rFonts w:ascii="Times New Roman" w:eastAsia="宋体" w:hAnsi="Times New Roman" w:cs="宋体"/>
-                <w:sz w:val="21"/>
-              </w:rPr>
-              <w:t>（采购</w:t>
-            </w:r>
-            <w:r>
-              <w:rPr>
-                <w:rFonts w:ascii="Times New Roman" w:eastAsia="宋体" w:hAnsi="Times New Roman"/>
-                <w:sz w:val="21"/>
-              </w:rPr>
-              <w:t>/</w:t>
-            </w:r>
-            <w:r>
-              <w:rPr>
-                <w:rFonts w:ascii="Times New Roman" w:eastAsia="宋体" w:hAnsi="Times New Roman" w:cs="宋体"/>
-                <w:sz w:val="21"/>
-              </w:rPr>
-              <w:t>销售</w:t>
-            </w:r>
-            <w:r>
-              <w:rPr>
-                <w:rFonts w:ascii="Times New Roman" w:eastAsia="宋体" w:hAnsi="Times New Roman"/>
-                <w:sz w:val="21"/>
-              </w:rPr>
-              <w:t>/</w:t>
-            </w:r>
-            <w:r>
-              <w:rPr>
-                <w:rFonts w:ascii="Times New Roman" w:eastAsia="宋体" w:hAnsi="Times New Roman" w:cs="宋体"/>
-                <w:sz w:val="21"/>
-              </w:rPr>
-              <w:t>库存</w:t>
-            </w:r>
-            <w:r>
-              <w:rPr>
-                <w:rFonts w:ascii="Times New Roman" w:eastAsia="宋体" w:hAnsi="Times New Roman"/>
-                <w:sz w:val="21"/>
-              </w:rPr>
-              <w:t>/</w:t>
-            </w:r>
-            <w:r>
-              <w:rPr>
-                <w:rFonts w:ascii="Times New Roman" w:eastAsia="宋体" w:hAnsi="Times New Roman" w:cs="宋体"/>
-                <w:sz w:val="21"/>
-              </w:rPr>
-              <w:t>存货核算全流程操作，熟悉单据流转与模块联动）</w:t>
-            </w:r>
-          </w:p>
-          <w:p>
-            <w:pPr>
-              <w:spacing w:line="290" w:lineRule="atLeast"/>
+              <w:t xml:space="preserve">业务系统：</w:t>
+            </w:r>
+            <w:r>
+              <w:rPr>
+                <w:rFonts w:ascii="Times New Roman" w:eastAsia="宋体" w:hAnsi="Times New Roman" w:cs="宋体"/>
+                <w:sz w:val="21"/>
+              </w:rPr>
+              <w:t xml:space="preserve">用友</w:t>
+            </w:r>
+            <w:r>
+              <w:rPr>
+                <w:rFonts w:eastAsia="宋体" w:ascii="Times New Roman" w:hAnsi="Times New Roman"/>
+                <w:sz w:val="21"/>
+              </w:rPr>
+              <w:t xml:space="preserve">U8+ ERP</w:t>
+            </w:r>
+            <w:r>
+              <w:rPr>
+                <w:rFonts w:ascii="Times New Roman" w:eastAsia="宋体" w:hAnsi="Times New Roman" w:cs="宋体"/>
+                <w:sz w:val="21"/>
+              </w:rPr>
+              <w:t xml:space="preserve">（采购</w:t>
+            </w:r>
+            <w:r>
+              <w:rPr>
+                <w:rFonts w:eastAsia="宋体" w:ascii="Times New Roman" w:hAnsi="Times New Roman"/>
+                <w:sz w:val="21"/>
+              </w:rPr>
+              <w:t xml:space="preserve">/</w:t>
+            </w:r>
+            <w:r>
+              <w:rPr>
+                <w:rFonts w:ascii="Times New Roman" w:eastAsia="宋体" w:hAnsi="Times New Roman" w:cs="宋体"/>
+                <w:sz w:val="21"/>
+              </w:rPr>
+              <w:t xml:space="preserve">销售</w:t>
+            </w:r>
+            <w:r>
+              <w:rPr>
+                <w:rFonts w:eastAsia="宋体" w:ascii="Times New Roman" w:hAnsi="Times New Roman"/>
+                <w:sz w:val="21"/>
+              </w:rPr>
+              <w:t xml:space="preserve">/</w:t>
+            </w:r>
+            <w:r>
+              <w:rPr>
+                <w:rFonts w:ascii="Times New Roman" w:eastAsia="宋体" w:hAnsi="Times New Roman" w:cs="宋体"/>
+                <w:sz w:val="21"/>
+              </w:rPr>
+              <w:t xml:space="preserve">库存</w:t>
+            </w:r>
+            <w:r>
+              <w:rPr>
+                <w:rFonts w:eastAsia="宋体" w:ascii="Times New Roman" w:hAnsi="Times New Roman"/>
+                <w:sz w:val="21"/>
+              </w:rPr>
+              <w:t xml:space="preserve">/</w:t>
+            </w:r>
+            <w:r>
+              <w:rPr>
+                <w:rFonts w:ascii="Times New Roman" w:eastAsia="宋体" w:hAnsi="Times New Roman" w:cs="宋体"/>
+                <w:sz w:val="21"/>
+              </w:rPr>
+              <w:t xml:space="preserve">存货核算全流程操作，熟悉单据流转与模块联动）</w:t>
+            </w:r>
+          </w:p>
+          <w:p>
+            <w:pPr>
+              <w:spacing w:line="290" w:lineRule="atLeast" w:before="0" w:after="0"/>
               <w:rPr>
                 <w:rFonts w:ascii="Times New Roman" w:eastAsia="宋体" w:hAnsi="Times New Roman" w:cs="宋体" w:hint="default"/>
                 <w:b/>
@@ -3334,26 +3314,26 @@
                 <w:bCs/>
                 <w:sz w:val="21"/>
               </w:rPr>
-              <w:t>语言能力：</w:t>
-            </w:r>
-            <w:r>
-              <w:rPr>
-                <w:rFonts w:ascii="Times New Roman" w:eastAsia="宋体" w:hAnsi="Times New Roman"/>
-                <w:sz w:val="21"/>
-              </w:rPr>
-              <w:t>CET-4</w:t>
-            </w:r>
-            <w:r>
-              <w:rPr>
-                <w:rFonts w:ascii="Times New Roman" w:eastAsia="宋体" w:hAnsi="Times New Roman" w:cs="宋体"/>
-                <w:sz w:val="21"/>
-              </w:rPr>
-              <w:t>，可阅读英文专业资料</w:t>
-            </w:r>
-          </w:p>
-          <w:p>
-            <w:pPr>
-              <w:spacing w:line="290" w:lineRule="atLeast"/>
+              <w:t xml:space="preserve">语言能力：</w:t>
+            </w:r>
+            <w:r>
+              <w:rPr>
+                <w:rFonts w:eastAsia="宋体" w:ascii="Times New Roman" w:hAnsi="Times New Roman"/>
+                <w:sz w:val="21"/>
+              </w:rPr>
+              <w:t xml:space="preserve">CET-4</w:t>
+            </w:r>
+            <w:r>
+              <w:rPr>
+                <w:rFonts w:ascii="Times New Roman" w:eastAsia="宋体" w:hAnsi="Times New Roman" w:cs="宋体"/>
+                <w:sz w:val="21"/>
+              </w:rPr>
+              <w:t xml:space="preserve">，可阅读英文专业资料</w:t>
+            </w:r>
+          </w:p>
+          <w:p>
+            <w:pPr>
+              <w:spacing w:line="290" w:lineRule="atLeast" w:before="0" w:after="0"/>
               <w:rPr>
                 <w:rFonts w:ascii="Times New Roman" w:eastAsia="宋体" w:hAnsi="Times New Roman" w:cs="宋体" w:hint="default"/>
                 <w:b/>
@@ -3368,14 +3348,14 @@
                 <w:bCs/>
                 <w:sz w:val="21"/>
               </w:rPr>
-              <w:t>通用能力：</w:t>
-            </w:r>
-            <w:r>
-              <w:rPr>
-                <w:rFonts w:ascii="Times New Roman" w:eastAsia="宋体" w:hAnsi="Times New Roman" w:cs="宋体"/>
-                <w:sz w:val="21"/>
-              </w:rPr>
-              <w:t>执行力与细节把控、跨部门沟通协作、流程梳理与标准化、文档与台账管理、数据驱动的问题分析</w:t>
+              <w:t xml:space="preserve">通用能力：</w:t>
+            </w:r>
+            <w:r>
+              <w:rPr>
+                <w:rFonts w:ascii="Times New Roman" w:eastAsia="宋体" w:hAnsi="Times New Roman" w:cs="宋体"/>
+                <w:sz w:val="21"/>
+              </w:rPr>
+              <w:t xml:space="preserve">执行力与细节把控、跨部门沟通协作、流程梳理与标准化、文档与台账管理、数据驱动的问题分析</w:t>
             </w:r>
           </w:p>
         </w:tc>
@@ -3383,12 +3363,11 @@
     </w:tbl>
     <w:p>
       <w:pPr>
-        <w:spacing w:line="290" w:lineRule="atLeast"/>
         <w:rPr>
-          <w:rFonts w:hint="default"/>
           <w:vanish/>
           <w:sz w:val="21"/>
         </w:rPr>
+        <w:spacing w:line="290" w:lineRule="atLeast" w:before="0" w:after="0"/>
       </w:pPr>
     </w:p>
     <w:sectPr>
@@ -4998,6 +4977,15 @@
   </w:num>
   <w:num w:numId="13" w16cid:durableId="1101874244">
     <w:abstractNumId w:val="5"/>
+    <w:lvlOverride w:ilvl="0"/>
+    <w:lvlOverride w:ilvl="1"/>
+    <w:lvlOverride w:ilvl="2"/>
+    <w:lvlOverride w:ilvl="3"/>
+    <w:lvlOverride w:ilvl="4"/>
+    <w:lvlOverride w:ilvl="5"/>
+    <w:lvlOverride w:ilvl="6"/>
+    <w:lvlOverride w:ilvl="7"/>
+    <w:lvlOverride w:ilvl="8"/>
   </w:num>
 </w:numbering>
 </file>
@@ -5168,6 +5156,7 @@
     <w:lsdException w:name="Table Web 2" w:semiHidden="1" w:unhideWhenUsed="1"/>
     <w:lsdException w:name="Table Web 3" w:semiHidden="1" w:unhideWhenUsed="1"/>
     <w:lsdException w:name="Balloon Text" w:semiHidden="1" w:unhideWhenUsed="1"/>
+    <w:lsdException w:name="Table Grid" w:semiHidden="1" w:unhideWhenUsed="1"/>
     <w:lsdException w:name="Table Theme" w:semiHidden="1" w:unhideWhenUsed="1"/>
     <w:lsdException w:name="Placeholder Text" w:semiHidden="1" w:uiPriority="99" w:unhideWhenUsed="1"/>
     <w:lsdException w:name="No Spacing" w:uiPriority="99" w:qFormat="1"/>
@@ -5459,17 +5448,14 @@
   </w:style>
   <w:style w:type="character" w:default="1" w:styleId="a0">
     <w:name w:val="Default Paragraph Font"/>
-    <w:uiPriority w:val="1"/>
-    <w:semiHidden/>
+    <w:uiPriority w:val="99"/>
     <w:unhideWhenUsed/>
   </w:style>
   <w:style w:type="table" w:default="1" w:styleId="a1">
     <w:name w:val="Normal Table"/>
     <w:uiPriority w:val="99"/>
-    <w:semiHidden/>
     <w:unhideWhenUsed/>
     <w:tblPr>
-      <w:tblInd w:w="0" w:type="dxa"/>
       <w:tblCellMar>
         <w:top w:w="0" w:type="dxa"/>
         <w:left w:w="108" w:type="dxa"/>

--- a/docs/files/f73_文雪_山东大学_管培通用方向.docx
+++ b/docs/files/f73_文雪_山东大学_管培通用方向.docx
@@ -1242,7 +1242,7 @@
                 <w:bCs/>
                 <w:sz w:val="21"/>
               </w:rPr>
-              <w:t xml:space="preserve">独立完成</w:t>
+              <w:t xml:space="preserve">个人课程项目</w:t>
             </w:r>
           </w:p>
         </w:tc>
@@ -1582,7 +1582,7 @@
                 <w:bCs/>
                 <w:sz w:val="21"/>
               </w:rPr>
-              <w:t xml:space="preserve">独立完成</w:t>
+              <w:t xml:space="preserve">个人课程项目</w:t>
             </w:r>
           </w:p>
         </w:tc>
@@ -1867,7 +1867,7 @@
                 <w:bCs/>
                 <w:sz w:val="21"/>
               </w:rPr>
-              <w:t xml:space="preserve">独立完成</w:t>
+              <w:t xml:space="preserve">个人课程项目</w:t>
             </w:r>
           </w:p>
         </w:tc>

--- a/docs/files/f73_文雪_山东大学_管培通用方向.docx
+++ b/docs/files/f73_文雪_山东大学_管培通用方向.docx
@@ -222,7 +222,7 @@
                 <w:rFonts w:ascii="宋体" w:eastAsia="宋体" w:hAnsi="宋体"/>
                 <w:sz w:val="21"/>
               </w:rPr>
-              <w:t xml:space="preserve">  济南</w:t>
+              <w:t xml:space="preserve">  共青团员  |  济南</w:t>
             </w:r>
           </w:p>
         </w:tc>
@@ -2994,7 +2994,7 @@
       </w:tblGrid>
       <w:tr>
         <w:trPr>
-          <w:trHeight w:val="1843"/>
+          <w:trHeight w:val="1565"/>
           <w:jc w:val="center"/>
         </w:trPr>
         <w:tc>

--- a/docs/files/f73_文雪_山东大学_管培通用方向.docx
+++ b/docs/files/f73_文雪_山东大学_管培通用方向.docx
@@ -2994,7 +2994,6 @@
       </w:tblGrid>
       <w:tr>
         <w:trPr>
-          <w:trHeight w:val="1565"/>
           <w:jc w:val="center"/>
         </w:trPr>
         <w:tc>

--- a/docs/files/f73_文雪_山东大学_管培通用方向.docx
+++ b/docs/files/f73_文雪_山东大学_管培通用方向.docx
@@ -222,7 +222,22 @@
                 <w:rFonts w:ascii="宋体" w:eastAsia="宋体" w:hAnsi="宋体"/>
                 <w:sz w:val="21"/>
               </w:rPr>
-              <w:t xml:space="preserve">  共青团员  |  济南</w:t>
+              <w:t xml:space="preserve">  共青团员  </w:t>
+            </w:r>
+            <w:r>
+              <w:rPr>
+                <w:rFonts w:ascii="宋体" w:eastAsia="宋体" w:hAnsi="宋体"/>
+                <w:sz w:val="21"/>
+                <w:b w:val="1"/>
+              </w:rPr>
+              <w:t xml:space="preserve">|</w:t>
+            </w:r>
+            <w:r>
+              <w:rPr>
+                <w:rFonts w:ascii="宋体" w:eastAsia="宋体" w:hAnsi="宋体"/>
+                <w:sz w:val="21"/>
+              </w:rPr>
+              <w:t xml:space="preserve">  济南</w:t>
             </w:r>
           </w:p>
         </w:tc>
